--- a/DOCUMENTACION WORD/elementos.docx
+++ b/DOCUMENTACION WORD/elementos.docx
@@ -24104,6 +24104,172 @@
           <w:lang w:val="es-MX"/>
         </w:rPr>
       </w:pPr>
+    </w:p>
+    <w:p>
+      <w:pPr>
+        <w:rPr>
+          <w:lang w:val="es-MX"/>
+        </w:rPr>
+      </w:pPr>
+    </w:p>
+    <w:p>
+      <w:pPr>
+        <w:rPr>
+          <w:lang w:val="es-MX"/>
+        </w:rPr>
+      </w:pPr>
+    </w:p>
+    <w:p>
+      <w:pPr>
+        <w:rPr>
+          <w:lang w:val="es-MX"/>
+        </w:rPr>
+      </w:pPr>
+    </w:p>
+    <w:p>
+      <w:pPr>
+        <w:rPr>
+          <w:lang w:val="es-MX"/>
+        </w:rPr>
+      </w:pPr>
+    </w:p>
+    <w:p>
+      <w:pPr>
+        <w:rPr>
+          <w:lang w:val="es-MX"/>
+        </w:rPr>
+      </w:pPr>
+    </w:p>
+    <w:p>
+      <w:pPr>
+        <w:rPr>
+          <w:lang w:val="es-MX"/>
+        </w:rPr>
+      </w:pPr>
+    </w:p>
+    <w:p>
+      <w:pPr>
+        <w:rPr>
+          <w:lang w:val="es-MX"/>
+        </w:rPr>
+      </w:pPr>
+    </w:p>
+    <w:p>
+      <w:pPr>
+        <w:rPr>
+          <w:lang w:val="es-MX"/>
+        </w:rPr>
+      </w:pPr>
+    </w:p>
+    <w:p>
+      <w:pPr>
+        <w:rPr>
+          <w:lang w:val="es-MX"/>
+        </w:rPr>
+      </w:pPr>
+    </w:p>
+    <w:p>
+      <w:pPr>
+        <w:rPr>
+          <w:lang w:val="es-MX"/>
+        </w:rPr>
+      </w:pPr>
+    </w:p>
+    <w:p>
+      <w:pPr>
+        <w:rPr>
+          <w:lang w:val="es-MX"/>
+        </w:rPr>
+      </w:pPr>
+    </w:p>
+    <w:p>
+      <w:pPr>
+        <w:rPr>
+          <w:b/>
+          <w:bCs/>
+          <w:lang w:val="es-MX"/>
+        </w:rPr>
+      </w:pPr>
+      <w:r>
+        <w:rPr>
+          <w:b/>
+          <w:bCs/>
+          <w:highlight w:val="yellow"/>
+          <w:lang w:val="es-MX"/>
+        </w:rPr>
+        <w:lastRenderedPageBreak/>
+        <w:t>MARZO</w:t>
+      </w:r>
+    </w:p>
+    <w:p>
+      <w:pPr>
+        <w:rPr>
+          <w:lang w:val="es-MX"/>
+        </w:rPr>
+      </w:pPr>
+      <w:r>
+        <w:rPr>
+          <w:lang w:val="es-MX"/>
+        </w:rPr>
+        <w:t xml:space="preserve">Instalar </w:t>
+      </w:r>
+      <w:proofErr w:type="spellStart"/>
+      <w:r>
+        <w:rPr>
+          <w:lang w:val="es-MX"/>
+        </w:rPr>
+        <w:t>apexcharts</w:t>
+      </w:r>
+      <w:proofErr w:type="spellEnd"/>
+      <w:r>
+        <w:rPr>
+          <w:lang w:val="es-MX"/>
+        </w:rPr>
+        <w:t xml:space="preserve"> localmente</w:t>
+      </w:r>
+    </w:p>
+    <w:p>
+      <w:pPr>
+        <w:rPr>
+          <w:lang w:val="es-MX"/>
+        </w:rPr>
+      </w:pPr>
+      <w:proofErr w:type="spellStart"/>
+      <w:r>
+        <w:rPr>
+          <w:lang w:val="es-MX"/>
+        </w:rPr>
+        <w:t>npm</w:t>
+      </w:r>
+      <w:proofErr w:type="spellEnd"/>
+      <w:r>
+        <w:rPr>
+          <w:lang w:val="es-MX"/>
+        </w:rPr>
+        <w:t xml:space="preserve"> </w:t>
+      </w:r>
+      <w:proofErr w:type="spellStart"/>
+      <w:r>
+        <w:rPr>
+          <w:lang w:val="es-MX"/>
+        </w:rPr>
+        <w:t>install</w:t>
+      </w:r>
+      <w:proofErr w:type="spellEnd"/>
+      <w:r>
+        <w:rPr>
+          <w:lang w:val="es-MX"/>
+        </w:rPr>
+        <w:t xml:space="preserve"> </w:t>
+      </w:r>
+      <w:proofErr w:type="spellStart"/>
+      <w:r>
+        <w:rPr>
+          <w:lang w:val="es-MX"/>
+        </w:rPr>
+        <w:t>apexcharts</w:t>
+      </w:r>
+      <w:proofErr w:type="spellEnd"/>
     </w:p>
     <w:p>
       <w:pPr>
@@ -25371,6 +25537,7 @@
   <w:style w:type="character" w:default="1" w:styleId="Fuentedeprrafopredeter">
     <w:name w:val="Default Paragraph Font"/>
     <w:uiPriority w:val="1"/>
+    <w:semiHidden/>
     <w:unhideWhenUsed/>
   </w:style>
   <w:style w:type="table" w:default="1" w:styleId="Tablanormal">

--- a/DOCUMENTACION WORD/elementos.docx
+++ b/DOCUMENTACION WORD/elementos.docx
@@ -24295,6 +24295,2787 @@
     <w:p>
       <w:pPr>
         <w:rPr>
+          <w:b/>
+          <w:bCs/>
+          <w:lang w:val="es-MX"/>
+        </w:rPr>
+      </w:pPr>
+      <w:r>
+        <w:rPr>
+          <w:b/>
+          <w:bCs/>
+          <w:highlight w:val="green"/>
+          <w:lang w:val="es-MX"/>
+        </w:rPr>
+        <w:t>DOS ARRAYS CON DEPENDIENTES PARA CARGARLO EN EL MODAL Y EN PREVIO</w:t>
+      </w:r>
+    </w:p>
+    <w:p>
+      <w:pPr>
+        <w:rPr>
+          <w:b/>
+          <w:bCs/>
+        </w:rPr>
+      </w:pPr>
+      <w:r>
+        <w:rPr>
+          <w:lang w:val="es-MX"/>
+        </w:rPr>
+        <w:br w:type="page"/>
+      </w:r>
+      <w:r>
+        <w:rPr>
+          <w:rFonts w:ascii="Segoe UI Emoji" w:hAnsi="Segoe UI Emoji" w:cs="Segoe UI Emoji"/>
+          <w:b/>
+          <w:bCs/>
+        </w:rPr>
+        <w:lastRenderedPageBreak/>
+        <w:t>🧠</w:t>
+      </w:r>
+      <w:r>
+        <w:rPr>
+          <w:b/>
+          <w:bCs/>
+        </w:rPr>
+        <w:t xml:space="preserve"> Paso 1 — Cargar la solicitud con relaciones</w:t>
+      </w:r>
+    </w:p>
+    <w:p>
+      <w:r>
+        <w:t>$solicitud = Solicitud::</w:t>
+      </w:r>
+      <w:proofErr w:type="spellStart"/>
+      <w:r>
+        <w:t>with</w:t>
+      </w:r>
+      <w:proofErr w:type="spellEnd"/>
+      <w:r>
+        <w:t>([</w:t>
+      </w:r>
+      <w:r>
+        <w:br/>
+        <w:t xml:space="preserve">    'estado',</w:t>
+      </w:r>
+      <w:r>
+        <w:br/>
+        <w:t xml:space="preserve">    'zona',</w:t>
+      </w:r>
+      <w:r>
+        <w:br/>
+        <w:t xml:space="preserve">    '</w:t>
+      </w:r>
+      <w:proofErr w:type="spellStart"/>
+      <w:r>
+        <w:t>detalles.dependiente</w:t>
+      </w:r>
+      <w:proofErr w:type="spellEnd"/>
+      <w:r>
+        <w:t>',</w:t>
+      </w:r>
+      <w:r>
+        <w:br/>
+        <w:t xml:space="preserve">    '</w:t>
+      </w:r>
+      <w:proofErr w:type="spellStart"/>
+      <w:r>
+        <w:t>requisitosTramites.requisito</w:t>
+      </w:r>
+      <w:proofErr w:type="spellEnd"/>
+      <w:r>
+        <w:t>',</w:t>
+      </w:r>
+      <w:r>
+        <w:br/>
+        <w:t xml:space="preserve">    '</w:t>
+      </w:r>
+      <w:proofErr w:type="spellStart"/>
+      <w:r>
+        <w:t>requisitosTramites.tramite</w:t>
+      </w:r>
+      <w:proofErr w:type="spellEnd"/>
+      <w:r>
+        <w:t>',</w:t>
+      </w:r>
+      <w:r>
+        <w:br/>
+        <w:t xml:space="preserve">    '</w:t>
+      </w:r>
+      <w:proofErr w:type="spellStart"/>
+      <w:r>
+        <w:t>requisitosTramites.detalles</w:t>
+      </w:r>
+      <w:proofErr w:type="spellEnd"/>
+      <w:r>
+        <w:t>',</w:t>
+      </w:r>
+      <w:r>
+        <w:br/>
+        <w:t xml:space="preserve">    '</w:t>
+      </w:r>
+      <w:proofErr w:type="spellStart"/>
+      <w:r>
+        <w:t>bitacoras.user</w:t>
+      </w:r>
+      <w:proofErr w:type="spellEnd"/>
+      <w:r>
+        <w:t>'</w:t>
+      </w:r>
+      <w:r>
+        <w:br/>
+        <w:t>])-&gt;</w:t>
+      </w:r>
+      <w:proofErr w:type="spellStart"/>
+      <w:r>
+        <w:t>find</w:t>
+      </w:r>
+      <w:proofErr w:type="spellEnd"/>
+      <w:r>
+        <w:t>($id);</w:t>
+      </w:r>
+    </w:p>
+    <w:p>
+      <w:r>
+        <w:t>Aquí estás diciendo:</w:t>
+      </w:r>
+    </w:p>
+    <w:p>
+      <w:r>
+        <w:rPr>
+          <w:rFonts w:ascii="Segoe UI Emoji" w:hAnsi="Segoe UI Emoji" w:cs="Segoe UI Emoji"/>
+        </w:rPr>
+        <w:t>👉</w:t>
+      </w:r>
+      <w:r>
+        <w:t xml:space="preserve"> </w:t>
+      </w:r>
+      <w:proofErr w:type="spellStart"/>
+      <w:r>
+        <w:t>Traeme</w:t>
+      </w:r>
+      <w:proofErr w:type="spellEnd"/>
+      <w:r>
+        <w:t xml:space="preserve"> la solicitud</w:t>
+      </w:r>
+      <w:r>
+        <w:br/>
+      </w:r>
+      <w:r>
+        <w:rPr>
+          <w:rFonts w:ascii="Segoe UI Emoji" w:hAnsi="Segoe UI Emoji" w:cs="Segoe UI Emoji"/>
+        </w:rPr>
+        <w:t>👉</w:t>
+      </w:r>
+      <w:r>
+        <w:t xml:space="preserve"> Pero ya con todas estas relaciones cargadas</w:t>
+      </w:r>
+      <w:r>
+        <w:br/>
+      </w:r>
+      <w:r>
+        <w:rPr>
+          <w:rFonts w:ascii="Segoe UI Emoji" w:hAnsi="Segoe UI Emoji" w:cs="Segoe UI Emoji"/>
+        </w:rPr>
+        <w:t>👉</w:t>
+      </w:r>
+      <w:r>
+        <w:t xml:space="preserve"> Para evitar consultas extra (N+1)</w:t>
+      </w:r>
+    </w:p>
+    <w:p>
+      <w:r>
+        <w:pict w14:anchorId="79CE357E">
+          <v:rect id="_x0000_i1182" style="width:0;height:1.5pt" o:hralign="center" o:hrstd="t" o:hr="t" fillcolor="#a0a0a0" stroked="f"/>
+        </w:pict>
+      </w:r>
+    </w:p>
+    <w:p>
+      <w:pPr>
+        <w:rPr>
+          <w:b/>
+          <w:bCs/>
+        </w:rPr>
+      </w:pPr>
+      <w:r>
+        <w:rPr>
+          <w:rFonts w:ascii="Segoe UI Emoji" w:hAnsi="Segoe UI Emoji" w:cs="Segoe UI Emoji"/>
+          <w:b/>
+          <w:bCs/>
+        </w:rPr>
+        <w:t>🧠</w:t>
+      </w:r>
+      <w:r>
+        <w:rPr>
+          <w:b/>
+          <w:bCs/>
+        </w:rPr>
+        <w:t xml:space="preserve"> Paso 2 — Documentos normales</w:t>
+      </w:r>
+    </w:p>
+    <w:p>
+      <w:r>
+        <w:t>$</w:t>
+      </w:r>
+      <w:proofErr w:type="spellStart"/>
+      <w:r>
+        <w:t>documentosNormales</w:t>
+      </w:r>
+      <w:proofErr w:type="spellEnd"/>
+      <w:r>
+        <w:t xml:space="preserve"> = $solicitud-&gt;</w:t>
+      </w:r>
+      <w:proofErr w:type="spellStart"/>
+      <w:r>
+        <w:t>requisitosTramites</w:t>
+      </w:r>
+      <w:proofErr w:type="spellEnd"/>
+    </w:p>
+    <w:p>
+      <w:r>
+        <w:t>Aquí recorres todos los requisitos del trámite y:</w:t>
+      </w:r>
+    </w:p>
+    <w:p>
+      <w:r>
+        <w:t>-&gt;</w:t>
+      </w:r>
+      <w:proofErr w:type="spellStart"/>
+      <w:r>
+        <w:t>filter</w:t>
+      </w:r>
+      <w:proofErr w:type="spellEnd"/>
+      <w:r>
+        <w:t>(</w:t>
+      </w:r>
+      <w:proofErr w:type="spellStart"/>
+      <w:r>
+        <w:t>fn</w:t>
+      </w:r>
+      <w:proofErr w:type="spellEnd"/>
+      <w:r>
+        <w:t>($</w:t>
+      </w:r>
+      <w:proofErr w:type="spellStart"/>
+      <w:r>
+        <w:t>rt</w:t>
+      </w:r>
+      <w:proofErr w:type="spellEnd"/>
+      <w:r>
+        <w:t>) =&gt; $</w:t>
+      </w:r>
+      <w:proofErr w:type="spellStart"/>
+      <w:r>
+        <w:t>rt</w:t>
+      </w:r>
+      <w:proofErr w:type="spellEnd"/>
+      <w:r>
+        <w:t>-&gt;requisito?-&gt;slug !== 'cargas-familiares')</w:t>
+      </w:r>
+    </w:p>
+    <w:p>
+      <w:r>
+        <w:t>Excluyes el requisito "cargas familiares".</w:t>
+      </w:r>
+    </w:p>
+    <w:p>
+      <w:r>
+        <w:t>Luego haces:</w:t>
+      </w:r>
+    </w:p>
+    <w:p>
+      <w:r>
+        <w:t>-&gt;</w:t>
+      </w:r>
+      <w:proofErr w:type="spellStart"/>
+      <w:r>
+        <w:t>map</w:t>
+      </w:r>
+      <w:proofErr w:type="spellEnd"/>
+      <w:r>
+        <w:t>(...)</w:t>
+      </w:r>
+    </w:p>
+    <w:p>
+      <w:r>
+        <w:t>Y construyes algo así:</w:t>
+      </w:r>
+    </w:p>
+    <w:p>
+      <w:r>
+        <w:t>[</w:t>
+      </w:r>
+      <w:r>
+        <w:br/>
+        <w:t xml:space="preserve">  [</w:t>
+      </w:r>
+      <w:r>
+        <w:br/>
+        <w:t xml:space="preserve">    'tipo' =&gt; 'normal',</w:t>
+      </w:r>
+      <w:r>
+        <w:br/>
+        <w:t xml:space="preserve">    'titulo' =&gt; 'DPI',</w:t>
+      </w:r>
+      <w:r>
+        <w:br/>
+        <w:t xml:space="preserve">    '</w:t>
+      </w:r>
+      <w:proofErr w:type="spellStart"/>
+      <w:r>
+        <w:t>path</w:t>
+      </w:r>
+      <w:proofErr w:type="spellEnd"/>
+      <w:r>
+        <w:t>' =&gt; 'archivo.pdf'</w:t>
+      </w:r>
+      <w:r>
+        <w:br/>
+        <w:t xml:space="preserve">  ]</w:t>
+      </w:r>
+      <w:r>
+        <w:br/>
+        <w:t>]</w:t>
+      </w:r>
+    </w:p>
+    <w:p>
+      <w:r>
+        <w:pict w14:anchorId="76E71868">
+          <v:rect id="_x0000_i1183" style="width:0;height:1.5pt" o:hralign="center" o:hrstd="t" o:hr="t" fillcolor="#a0a0a0" stroked="f"/>
+        </w:pict>
+      </w:r>
+    </w:p>
+    <w:p>
+      <w:pPr>
+        <w:rPr>
+          <w:b/>
+          <w:bCs/>
+        </w:rPr>
+      </w:pPr>
+      <w:r>
+        <w:rPr>
+          <w:rFonts w:ascii="Segoe UI Emoji" w:hAnsi="Segoe UI Emoji" w:cs="Segoe UI Emoji"/>
+          <w:b/>
+          <w:bCs/>
+        </w:rPr>
+        <w:lastRenderedPageBreak/>
+        <w:t>🧠</w:t>
+      </w:r>
+      <w:r>
+        <w:rPr>
+          <w:b/>
+          <w:bCs/>
+        </w:rPr>
+        <w:t xml:space="preserve"> Paso 3 — Dependientes (Cargas familiares)</w:t>
+      </w:r>
+    </w:p>
+    <w:p>
+      <w:r>
+        <w:t>Primero buscas el requisito especial:</w:t>
+      </w:r>
+    </w:p>
+    <w:p>
+      <w:r>
+        <w:t>$</w:t>
+      </w:r>
+      <w:proofErr w:type="spellStart"/>
+      <w:r>
+        <w:t>rtCarga</w:t>
+      </w:r>
+      <w:proofErr w:type="spellEnd"/>
+      <w:r>
+        <w:t xml:space="preserve"> = $solicitud-&gt;</w:t>
+      </w:r>
+      <w:proofErr w:type="spellStart"/>
+      <w:r>
+        <w:t>requisitosTramites</w:t>
+      </w:r>
+      <w:proofErr w:type="spellEnd"/>
+      <w:r>
+        <w:br/>
+        <w:t xml:space="preserve">    -&gt;</w:t>
+      </w:r>
+      <w:proofErr w:type="spellStart"/>
+      <w:r>
+        <w:t>where</w:t>
+      </w:r>
+      <w:proofErr w:type="spellEnd"/>
+      <w:r>
+        <w:t>('</w:t>
+      </w:r>
+      <w:proofErr w:type="spellStart"/>
+      <w:r>
+        <w:t>requisito.slug</w:t>
+      </w:r>
+      <w:proofErr w:type="spellEnd"/>
+      <w:r>
+        <w:t>', 'cargas-familiares')</w:t>
+      </w:r>
+      <w:r>
+        <w:br/>
+        <w:t xml:space="preserve">    -&gt;</w:t>
+      </w:r>
+      <w:proofErr w:type="spellStart"/>
+      <w:r>
+        <w:t>first</w:t>
+      </w:r>
+      <w:proofErr w:type="spellEnd"/>
+      <w:r>
+        <w:t>();</w:t>
+      </w:r>
+    </w:p>
+    <w:p>
+      <w:r>
+        <w:t>Luego obtienes los detalles asociados y cargas su dependiente:</w:t>
+      </w:r>
+    </w:p>
+    <w:p>
+      <w:r>
+        <w:t>$dependientes = $</w:t>
+      </w:r>
+      <w:proofErr w:type="spellStart"/>
+      <w:r>
+        <w:t>rtCarga</w:t>
+      </w:r>
+      <w:proofErr w:type="spellEnd"/>
+      <w:r>
+        <w:t>-&gt;detalles</w:t>
+      </w:r>
+    </w:p>
+    <w:p>
+      <w:r>
+        <w:t>Y los transformas en:</w:t>
+      </w:r>
+    </w:p>
+    <w:p>
+      <w:r>
+        <w:t>[</w:t>
+      </w:r>
+      <w:r>
+        <w:br/>
+        <w:t xml:space="preserve">  [</w:t>
+      </w:r>
+      <w:r>
+        <w:br/>
+        <w:t xml:space="preserve">    'id' =&gt; 5,</w:t>
+      </w:r>
+      <w:r>
+        <w:br/>
+        <w:t xml:space="preserve">    'nombre' =&gt; 'Juan Pérez',</w:t>
+      </w:r>
+      <w:r>
+        <w:br/>
+        <w:t xml:space="preserve">    '</w:t>
+      </w:r>
+      <w:proofErr w:type="spellStart"/>
+      <w:r>
+        <w:t>path</w:t>
+      </w:r>
+      <w:proofErr w:type="spellEnd"/>
+      <w:r>
+        <w:t>' =&gt; 'doc.pdf'</w:t>
+      </w:r>
+      <w:r>
+        <w:br/>
+        <w:t xml:space="preserve">  ]</w:t>
+      </w:r>
+      <w:r>
+        <w:br/>
+        <w:t>]</w:t>
+      </w:r>
+    </w:p>
+    <w:p>
+      <w:r>
+        <w:pict w14:anchorId="1AA054E1">
+          <v:rect id="_x0000_i1184" style="width:0;height:1.5pt" o:hralign="center" o:hrstd="t" o:hr="t" fillcolor="#a0a0a0" stroked="f"/>
+        </w:pict>
+      </w:r>
+    </w:p>
+    <w:p>
+      <w:pPr>
+        <w:rPr>
+          <w:b/>
+          <w:bCs/>
+        </w:rPr>
+      </w:pPr>
+      <w:r>
+        <w:rPr>
+          <w:rFonts w:ascii="Segoe UI Emoji" w:hAnsi="Segoe UI Emoji" w:cs="Segoe UI Emoji"/>
+          <w:b/>
+          <w:bCs/>
+        </w:rPr>
+        <w:t>🧠</w:t>
+      </w:r>
+      <w:r>
+        <w:rPr>
+          <w:b/>
+          <w:bCs/>
+        </w:rPr>
+        <w:t xml:space="preserve"> Paso 4 — Aquí es donde está lo importante</w:t>
+      </w:r>
+    </w:p>
+    <w:p>
+      <w:pPr>
+        <w:rPr>
+          <w:b/>
+          <w:bCs/>
+        </w:rPr>
+      </w:pPr>
+      <w:r>
+        <w:rPr>
+          <w:b/>
+          <w:bCs/>
+        </w:rPr>
+        <w:t>Primero creas $</w:t>
+      </w:r>
+      <w:proofErr w:type="spellStart"/>
+      <w:r>
+        <w:rPr>
+          <w:b/>
+          <w:bCs/>
+        </w:rPr>
+        <w:t>arrayFinal</w:t>
+      </w:r>
+      <w:proofErr w:type="spellEnd"/>
+    </w:p>
+    <w:p>
+      <w:r>
+        <w:t>$</w:t>
+      </w:r>
+      <w:proofErr w:type="spellStart"/>
+      <w:r>
+        <w:t>arrayFinal</w:t>
+      </w:r>
+      <w:proofErr w:type="spellEnd"/>
+      <w:r>
+        <w:t xml:space="preserve"> = $</w:t>
+      </w:r>
+      <w:proofErr w:type="spellStart"/>
+      <w:r>
+        <w:t>documentosNormales</w:t>
+      </w:r>
+      <w:proofErr w:type="spellEnd"/>
+      <w:r>
+        <w:t>-&gt;</w:t>
+      </w:r>
+      <w:proofErr w:type="spellStart"/>
+      <w:r>
+        <w:t>values</w:t>
+      </w:r>
+      <w:proofErr w:type="spellEnd"/>
+      <w:r>
+        <w:t>()-&gt;</w:t>
+      </w:r>
+      <w:proofErr w:type="spellStart"/>
+      <w:r>
+        <w:t>toArray</w:t>
+      </w:r>
+      <w:proofErr w:type="spellEnd"/>
+      <w:r>
+        <w:t>();</w:t>
+      </w:r>
+    </w:p>
+    <w:p>
+      <w:r>
+        <w:t>Ahora $</w:t>
+      </w:r>
+      <w:proofErr w:type="spellStart"/>
+      <w:r>
+        <w:t>arrayFinal</w:t>
+      </w:r>
+      <w:proofErr w:type="spellEnd"/>
+      <w:r>
+        <w:t xml:space="preserve"> tiene solo documentos normales.</w:t>
+      </w:r>
+    </w:p>
+    <w:p>
+      <w:r>
+        <w:pict w14:anchorId="13E50266">
+          <v:rect id="_x0000_i1185" style="width:0;height:1.5pt" o:hralign="center" o:hrstd="t" o:hr="t" fillcolor="#a0a0a0" stroked="f"/>
+        </w:pict>
+      </w:r>
+    </w:p>
+    <w:p>
+      <w:pPr>
+        <w:rPr>
+          <w:b/>
+          <w:bCs/>
+        </w:rPr>
+      </w:pPr>
+      <w:r>
+        <w:rPr>
+          <w:rFonts w:ascii="Segoe UI Emoji" w:hAnsi="Segoe UI Emoji" w:cs="Segoe UI Emoji"/>
+          <w:b/>
+          <w:bCs/>
+        </w:rPr>
+        <w:t>🔵</w:t>
+      </w:r>
+      <w:r>
+        <w:rPr>
+          <w:b/>
+          <w:bCs/>
+        </w:rPr>
+        <w:t xml:space="preserve"> PARTE 1 — Para el modal visual</w:t>
+      </w:r>
+    </w:p>
+    <w:p>
+      <w:r>
+        <w:t>Agregas:</w:t>
+      </w:r>
+    </w:p>
+    <w:p>
+      <w:r>
+        <w:t>$</w:t>
+      </w:r>
+      <w:proofErr w:type="spellStart"/>
+      <w:r>
+        <w:t>arrayFinal</w:t>
+      </w:r>
+      <w:proofErr w:type="spellEnd"/>
+      <w:r>
+        <w:t>[] = [</w:t>
+      </w:r>
+      <w:r>
+        <w:br/>
+        <w:t xml:space="preserve">    'tipo' =&gt; 'carga',</w:t>
+      </w:r>
+      <w:r>
+        <w:br/>
+        <w:t xml:space="preserve">    'titulo' =&gt; 'Cargas familiares',</w:t>
+      </w:r>
+      <w:r>
+        <w:br/>
+        <w:t xml:space="preserve">    'dependientes' =&gt; $dependientes-&gt;</w:t>
+      </w:r>
+      <w:proofErr w:type="spellStart"/>
+      <w:r>
+        <w:t>toArray</w:t>
+      </w:r>
+      <w:proofErr w:type="spellEnd"/>
+      <w:r>
+        <w:t>()</w:t>
+      </w:r>
+      <w:r>
+        <w:br/>
+        <w:t>];</w:t>
+      </w:r>
+    </w:p>
+    <w:p>
+      <w:r>
+        <w:t>Esto crea una estructura AGRUPADA:</w:t>
+      </w:r>
+    </w:p>
+    <w:p>
+      <w:r>
+        <w:lastRenderedPageBreak/>
+        <w:t>[</w:t>
+      </w:r>
+      <w:r>
+        <w:br/>
+        <w:t xml:space="preserve">  { tipo: normal },</w:t>
+      </w:r>
+      <w:r>
+        <w:br/>
+        <w:t xml:space="preserve">  {</w:t>
+      </w:r>
+      <w:r>
+        <w:br/>
+        <w:t xml:space="preserve">    tipo: carga,</w:t>
+      </w:r>
+      <w:r>
+        <w:br/>
+        <w:t xml:space="preserve">    </w:t>
+      </w:r>
+      <w:proofErr w:type="spellStart"/>
+      <w:r>
+        <w:t>titulo</w:t>
+      </w:r>
+      <w:proofErr w:type="spellEnd"/>
+      <w:r>
+        <w:t>: "Cargas familiares",</w:t>
+      </w:r>
+      <w:r>
+        <w:br/>
+        <w:t xml:space="preserve">    dependientes: [Juan, María]</w:t>
+      </w:r>
+      <w:r>
+        <w:br/>
+        <w:t xml:space="preserve">  }</w:t>
+      </w:r>
+      <w:r>
+        <w:br/>
+        <w:t>]</w:t>
+      </w:r>
+    </w:p>
+    <w:p>
+      <w:r>
+        <w:rPr>
+          <w:rFonts w:ascii="Segoe UI Emoji" w:hAnsi="Segoe UI Emoji" w:cs="Segoe UI Emoji"/>
+        </w:rPr>
+        <w:t>🔹</w:t>
+      </w:r>
+      <w:r>
+        <w:t xml:space="preserve"> Esta estructura es la que usa tu sección:</w:t>
+      </w:r>
+    </w:p>
+    <w:p>
+      <w:proofErr w:type="spellStart"/>
+      <w:r>
+        <w:t>solicitud.documentos.find</w:t>
+      </w:r>
+      <w:proofErr w:type="spellEnd"/>
+      <w:r>
+        <w:t xml:space="preserve">(d =&gt; </w:t>
+      </w:r>
+      <w:proofErr w:type="spellStart"/>
+      <w:r>
+        <w:t>d.tipo</w:t>
+      </w:r>
+      <w:proofErr w:type="spellEnd"/>
+      <w:r>
+        <w:t xml:space="preserve"> === 'carga').dependientes</w:t>
+      </w:r>
+    </w:p>
+    <w:p>
+      <w:r>
+        <w:t>O sea:</w:t>
+      </w:r>
+    </w:p>
+    <w:p>
+      <w:r>
+        <w:rPr>
+          <w:rFonts w:ascii="Segoe UI Emoji" w:hAnsi="Segoe UI Emoji" w:cs="Segoe UI Emoji"/>
+        </w:rPr>
+        <w:t>👉</w:t>
+      </w:r>
+      <w:r>
+        <w:t xml:space="preserve"> Aquí solo existe UN objeto carga</w:t>
+      </w:r>
+      <w:r>
+        <w:br/>
+      </w:r>
+      <w:r>
+        <w:rPr>
+          <w:rFonts w:ascii="Segoe UI Emoji" w:hAnsi="Segoe UI Emoji" w:cs="Segoe UI Emoji"/>
+        </w:rPr>
+        <w:t>👉</w:t>
+      </w:r>
+      <w:r>
+        <w:t xml:space="preserve"> Y dentro tiene el array dependientes</w:t>
+      </w:r>
+    </w:p>
+    <w:p>
+      <w:r>
+        <w:pict w14:anchorId="5399C18B">
+          <v:rect id="_x0000_i1186" style="width:0;height:1.5pt" o:hralign="center" o:hrstd="t" o:hr="t" fillcolor="#a0a0a0" stroked="f"/>
+        </w:pict>
+      </w:r>
+    </w:p>
+    <w:p>
+      <w:pPr>
+        <w:rPr>
+          <w:b/>
+          <w:bCs/>
+        </w:rPr>
+      </w:pPr>
+      <w:r>
+        <w:rPr>
+          <w:rFonts w:ascii="Segoe UI Emoji" w:hAnsi="Segoe UI Emoji" w:cs="Segoe UI Emoji"/>
+          <w:b/>
+          <w:bCs/>
+        </w:rPr>
+        <w:t>🔵</w:t>
+      </w:r>
+      <w:r>
+        <w:rPr>
+          <w:b/>
+          <w:bCs/>
+        </w:rPr>
+        <w:t xml:space="preserve"> PARTE 2 — Para el previo</w:t>
+      </w:r>
+    </w:p>
+    <w:p>
+      <w:r>
+        <w:t>Luego haces esto:</w:t>
+      </w:r>
+    </w:p>
+    <w:p>
+      <w:proofErr w:type="spellStart"/>
+      <w:r>
+        <w:t>foreach</w:t>
+      </w:r>
+      <w:proofErr w:type="spellEnd"/>
+      <w:r>
+        <w:t xml:space="preserve"> ($dependientes as $</w:t>
+      </w:r>
+      <w:proofErr w:type="spellStart"/>
+      <w:r>
+        <w:t>dep</w:t>
+      </w:r>
+      <w:proofErr w:type="spellEnd"/>
+      <w:r>
+        <w:t>) {</w:t>
+      </w:r>
+      <w:r>
+        <w:br/>
+        <w:t xml:space="preserve">    $</w:t>
+      </w:r>
+      <w:proofErr w:type="spellStart"/>
+      <w:r>
+        <w:t>arrayFinal</w:t>
+      </w:r>
+      <w:proofErr w:type="spellEnd"/>
+      <w:r>
+        <w:t>[] = [</w:t>
+      </w:r>
+      <w:r>
+        <w:br/>
+        <w:t xml:space="preserve">        'tipo' =&gt; 'carga',</w:t>
+      </w:r>
+      <w:r>
+        <w:br/>
+        <w:t xml:space="preserve">        'titulo' =&gt; $</w:t>
+      </w:r>
+      <w:proofErr w:type="spellStart"/>
+      <w:r>
+        <w:t>dep</w:t>
+      </w:r>
+      <w:proofErr w:type="spellEnd"/>
+      <w:r>
+        <w:t>['nombre'] . ' - Cargas familiares'</w:t>
+      </w:r>
+      <w:r>
+        <w:br/>
+        <w:t xml:space="preserve">    ];</w:t>
+      </w:r>
+      <w:r>
+        <w:br/>
+        <w:t>}</w:t>
+      </w:r>
+    </w:p>
+    <w:p>
+      <w:r>
+        <w:t>Esto agrega más elementos al mismo array:</w:t>
+      </w:r>
+    </w:p>
+    <w:p>
+      <w:r>
+        <w:t>[</w:t>
+      </w:r>
+      <w:r>
+        <w:br/>
+        <w:t xml:space="preserve">  { tipo: normal },</w:t>
+      </w:r>
+      <w:r>
+        <w:br/>
+        <w:t xml:space="preserve">  { tipo: carga, </w:t>
+      </w:r>
+      <w:proofErr w:type="spellStart"/>
+      <w:r>
+        <w:t>titulo</w:t>
+      </w:r>
+      <w:proofErr w:type="spellEnd"/>
+      <w:r>
+        <w:t>: "Cargas familiares", dependientes: [...] },</w:t>
+      </w:r>
+      <w:r>
+        <w:br/>
+        <w:t xml:space="preserve">  { tipo: carga, </w:t>
+      </w:r>
+      <w:proofErr w:type="spellStart"/>
+      <w:r>
+        <w:t>titulo</w:t>
+      </w:r>
+      <w:proofErr w:type="spellEnd"/>
+      <w:r>
+        <w:t>: "Juan Pérez - Cargas familiares" },</w:t>
+      </w:r>
+      <w:r>
+        <w:br/>
+        <w:t xml:space="preserve">  { tipo: carga, </w:t>
+      </w:r>
+      <w:proofErr w:type="spellStart"/>
+      <w:r>
+        <w:t>titulo</w:t>
+      </w:r>
+      <w:proofErr w:type="spellEnd"/>
+      <w:r>
+        <w:t>: "María López - Cargas familiares" }</w:t>
+      </w:r>
+      <w:r>
+        <w:br/>
+        <w:t>]</w:t>
+      </w:r>
+    </w:p>
+    <w:p>
+      <w:r>
+        <w:pict w14:anchorId="4CA2DE11">
+          <v:rect id="_x0000_i1187" style="width:0;height:1.5pt" o:hralign="center" o:hrstd="t" o:hr="t" fillcolor="#a0a0a0" stroked="f"/>
+        </w:pict>
+      </w:r>
+    </w:p>
+    <w:p>
+      <w:pPr>
+        <w:rPr>
+          <w:b/>
+          <w:bCs/>
+        </w:rPr>
+      </w:pPr>
+      <w:r>
+        <w:rPr>
+          <w:rFonts w:ascii="Segoe UI Emoji" w:hAnsi="Segoe UI Emoji" w:cs="Segoe UI Emoji"/>
+          <w:b/>
+          <w:bCs/>
+        </w:rPr>
+        <w:t>🎯</w:t>
+      </w:r>
+      <w:r>
+        <w:rPr>
+          <w:b/>
+          <w:bCs/>
+        </w:rPr>
+        <w:t xml:space="preserve"> RESPUESTA A TU PREGUNTA IMPORTANTE</w:t>
+      </w:r>
+    </w:p>
+    <w:p>
+      <w:r>
+        <w:lastRenderedPageBreak/>
+        <w:t>¿El array del modal y el del previo son diferentes?</w:t>
+      </w:r>
+    </w:p>
+    <w:p>
+      <w:r>
+        <w:t>Actualmente NO.</w:t>
+      </w:r>
+    </w:p>
+    <w:p>
+      <w:r>
+        <w:t>Estás usando el mismo $</w:t>
+      </w:r>
+      <w:proofErr w:type="spellStart"/>
+      <w:r>
+        <w:t>arrayFinal</w:t>
+      </w:r>
+      <w:proofErr w:type="spellEnd"/>
+      <w:r>
+        <w:t>.</w:t>
+      </w:r>
+    </w:p>
+    <w:p>
+      <w:r>
+        <w:t>Pero dentro de ese mismo array existen DOS tipos de estructura:</w:t>
+      </w:r>
+    </w:p>
+    <w:p>
+      <w:r>
+        <w:pict w14:anchorId="1F2E1396">
+          <v:rect id="_x0000_i1188" style="width:0;height:1.5pt" o:hralign="center" o:hrstd="t" o:hr="t" fillcolor="#a0a0a0" stroked="f"/>
+        </w:pict>
+      </w:r>
+    </w:p>
+    <w:p>
+      <w:pPr>
+        <w:rPr>
+          <w:b/>
+          <w:bCs/>
+        </w:rPr>
+      </w:pPr>
+      <w:r>
+        <w:rPr>
+          <w:rFonts w:ascii="Segoe UI Emoji" w:hAnsi="Segoe UI Emoji" w:cs="Segoe UI Emoji"/>
+          <w:b/>
+          <w:bCs/>
+        </w:rPr>
+        <w:t>🟢</w:t>
+      </w:r>
+      <w:r>
+        <w:rPr>
+          <w:b/>
+          <w:bCs/>
+        </w:rPr>
+        <w:t xml:space="preserve"> 1. Estructura agrupada (para vista visual)</w:t>
+      </w:r>
+    </w:p>
+    <w:p>
+      <w:r>
+        <w:t>{</w:t>
+      </w:r>
+      <w:r>
+        <w:br/>
+        <w:t xml:space="preserve">   tipo: 'carga',</w:t>
+      </w:r>
+      <w:r>
+        <w:br/>
+        <w:t xml:space="preserve">   </w:t>
+      </w:r>
+      <w:proofErr w:type="spellStart"/>
+      <w:r>
+        <w:t>titulo</w:t>
+      </w:r>
+      <w:proofErr w:type="spellEnd"/>
+      <w:r>
+        <w:t>: 'Cargas familiares',</w:t>
+      </w:r>
+      <w:r>
+        <w:br/>
+        <w:t xml:space="preserve">   dependientes: [...]</w:t>
+      </w:r>
+      <w:r>
+        <w:br/>
+        <w:t>}</w:t>
+      </w:r>
+    </w:p>
+    <w:p>
+      <w:r>
+        <w:t>Se usa aquí:</w:t>
+      </w:r>
+    </w:p>
+    <w:p>
+      <w:r>
+        <w:t>.</w:t>
+      </w:r>
+      <w:proofErr w:type="spellStart"/>
+      <w:r>
+        <w:t>find</w:t>
+      </w:r>
+      <w:proofErr w:type="spellEnd"/>
+      <w:r>
+        <w:t>(...).dependientes</w:t>
+      </w:r>
+    </w:p>
+    <w:p>
+      <w:r>
+        <w:pict w14:anchorId="45B21A10">
+          <v:rect id="_x0000_i1189" style="width:0;height:1.5pt" o:hralign="center" o:hrstd="t" o:hr="t" fillcolor="#a0a0a0" stroked="f"/>
+        </w:pict>
+      </w:r>
+    </w:p>
+    <w:p>
+      <w:pPr>
+        <w:rPr>
+          <w:b/>
+          <w:bCs/>
+        </w:rPr>
+      </w:pPr>
+      <w:r>
+        <w:rPr>
+          <w:rFonts w:ascii="Segoe UI Emoji" w:hAnsi="Segoe UI Emoji" w:cs="Segoe UI Emoji"/>
+          <w:b/>
+          <w:bCs/>
+        </w:rPr>
+        <w:t>🟢</w:t>
+      </w:r>
+      <w:r>
+        <w:rPr>
+          <w:b/>
+          <w:bCs/>
+        </w:rPr>
+        <w:t xml:space="preserve"> 2. Estructura plana (para previo)</w:t>
+      </w:r>
+    </w:p>
+    <w:p>
+      <w:r>
+        <w:t>{</w:t>
+      </w:r>
+      <w:r>
+        <w:br/>
+        <w:t xml:space="preserve">   tipo: 'carga',</w:t>
+      </w:r>
+      <w:r>
+        <w:br/>
+        <w:t xml:space="preserve">   </w:t>
+      </w:r>
+      <w:proofErr w:type="spellStart"/>
+      <w:r>
+        <w:t>titulo</w:t>
+      </w:r>
+      <w:proofErr w:type="spellEnd"/>
+      <w:r>
+        <w:t>: 'Juan Pérez - Cargas familiares'</w:t>
+      </w:r>
+      <w:r>
+        <w:br/>
+        <w:t>}</w:t>
+      </w:r>
+    </w:p>
+    <w:p>
+      <w:r>
+        <w:t>Se usa aquí:</w:t>
+      </w:r>
+    </w:p>
+    <w:p>
+      <w:r>
+        <w:t>:</w:t>
+      </w:r>
+      <w:proofErr w:type="spellStart"/>
+      <w:r>
+        <w:t>value</w:t>
+      </w:r>
+      <w:proofErr w:type="spellEnd"/>
+      <w:r>
+        <w:t>="</w:t>
+      </w:r>
+      <w:proofErr w:type="spellStart"/>
+      <w:r>
+        <w:t>doc.titulo</w:t>
+      </w:r>
+      <w:proofErr w:type="spellEnd"/>
+      <w:r>
+        <w:t>"</w:t>
+      </w:r>
+    </w:p>
+    <w:p>
+      <w:r>
+        <w:pict w14:anchorId="5C9EB6F8">
+          <v:rect id="_x0000_i1190" style="width:0;height:1.5pt" o:hralign="center" o:hrstd="t" o:hr="t" fillcolor="#a0a0a0" stroked="f"/>
+        </w:pict>
+      </w:r>
+    </w:p>
+    <w:p>
+      <w:pPr>
+        <w:rPr>
+          <w:b/>
+          <w:bCs/>
+        </w:rPr>
+      </w:pPr>
+      <w:r>
+        <w:rPr>
+          <w:rFonts w:ascii="Segoe UI Symbol" w:hAnsi="Segoe UI Symbol" w:cs="Segoe UI Symbol"/>
+          <w:b/>
+          <w:bCs/>
+        </w:rPr>
+        <w:t>⚠</w:t>
+      </w:r>
+      <w:r>
+        <w:rPr>
+          <w:b/>
+          <w:bCs/>
+        </w:rPr>
+        <w:t>️ Entonces sí, son diferentes estructuras</w:t>
+      </w:r>
+    </w:p>
+    <w:p>
+      <w:r>
+        <w:t>Pero están dentro del mismo array.</w:t>
+      </w:r>
+    </w:p>
+    <w:p>
+      <w:r>
+        <w:t>Y eso funciona porque:</w:t>
+      </w:r>
+    </w:p>
+    <w:p>
+      <w:pPr>
+        <w:numPr>
+          <w:ilvl w:val="0"/>
+          <w:numId w:val="7"/>
+        </w:numPr>
+      </w:pPr>
+      <w:r>
+        <w:t>El modal visual usa .dependientes</w:t>
+      </w:r>
+    </w:p>
+    <w:p>
+      <w:pPr>
+        <w:numPr>
+          <w:ilvl w:val="0"/>
+          <w:numId w:val="7"/>
+        </w:numPr>
+      </w:pPr>
+      <w:r>
+        <w:t xml:space="preserve">El modal previo usa </w:t>
+      </w:r>
+      <w:proofErr w:type="spellStart"/>
+      <w:r>
+        <w:t>doc.titulo</w:t>
+      </w:r>
+      <w:proofErr w:type="spellEnd"/>
+    </w:p>
+    <w:p>
+      <w:pPr>
+        <w:numPr>
+          <w:ilvl w:val="0"/>
+          <w:numId w:val="7"/>
+        </w:numPr>
+      </w:pPr>
+      <w:r>
+        <w:t>Nunca mezclas las dos estructuras en la misma vista</w:t>
+      </w:r>
+    </w:p>
+    <w:p>
+      <w:r>
+        <w:lastRenderedPageBreak/>
+        <w:pict w14:anchorId="4FDE3C28">
+          <v:rect id="_x0000_i1191" style="width:0;height:1.5pt" o:hralign="center" o:hrstd="t" o:hr="t" fillcolor="#a0a0a0" stroked="f"/>
+        </w:pict>
+      </w:r>
+    </w:p>
+    <w:p>
+      <w:pPr>
+        <w:rPr>
+          <w:b/>
+          <w:bCs/>
+        </w:rPr>
+      </w:pPr>
+      <w:r>
+        <w:rPr>
+          <w:rFonts w:ascii="Segoe UI Emoji" w:hAnsi="Segoe UI Emoji" w:cs="Segoe UI Emoji"/>
+          <w:b/>
+          <w:bCs/>
+        </w:rPr>
+        <w:t>🧠</w:t>
+      </w:r>
+      <w:r>
+        <w:rPr>
+          <w:b/>
+          <w:bCs/>
+        </w:rPr>
+        <w:t xml:space="preserve"> Mentalmente imagínalo así</w:t>
+      </w:r>
+    </w:p>
+    <w:p>
+      <w:r>
+        <w:t>Tu $</w:t>
+      </w:r>
+      <w:proofErr w:type="spellStart"/>
+      <w:r>
+        <w:t>arrayFinal</w:t>
+      </w:r>
+      <w:proofErr w:type="spellEnd"/>
+      <w:r>
+        <w:t xml:space="preserve"> es como una caja con:</w:t>
+      </w:r>
+    </w:p>
+    <w:p>
+      <w:pPr>
+        <w:numPr>
+          <w:ilvl w:val="0"/>
+          <w:numId w:val="8"/>
+        </w:numPr>
+      </w:pPr>
+      <w:r>
+        <w:rPr>
+          <w:rFonts w:ascii="Segoe UI Emoji" w:hAnsi="Segoe UI Emoji" w:cs="Segoe UI Emoji"/>
+        </w:rPr>
+        <w:t>📦</w:t>
+      </w:r>
+      <w:r>
+        <w:t xml:space="preserve"> Documentos normales</w:t>
+      </w:r>
+    </w:p>
+    <w:p>
+      <w:pPr>
+        <w:numPr>
+          <w:ilvl w:val="0"/>
+          <w:numId w:val="8"/>
+        </w:numPr>
+      </w:pPr>
+      <w:r>
+        <w:rPr>
+          <w:rFonts w:ascii="Segoe UI Emoji" w:hAnsi="Segoe UI Emoji" w:cs="Segoe UI Emoji"/>
+        </w:rPr>
+        <w:t>📦</w:t>
+      </w:r>
+      <w:r>
+        <w:t xml:space="preserve"> Un paquete de dependientes agrupados</w:t>
+      </w:r>
+    </w:p>
+    <w:p>
+      <w:pPr>
+        <w:numPr>
+          <w:ilvl w:val="0"/>
+          <w:numId w:val="8"/>
+        </w:numPr>
+      </w:pPr>
+      <w:r>
+        <w:rPr>
+          <w:rFonts w:ascii="Segoe UI Emoji" w:hAnsi="Segoe UI Emoji" w:cs="Segoe UI Emoji"/>
+        </w:rPr>
+        <w:t>📦</w:t>
+      </w:r>
+      <w:r>
+        <w:t xml:space="preserve"> Copias individuales de dependientes para previo</w:t>
+      </w:r>
+    </w:p>
+    <w:p>
+      <w:r>
+        <w:pict w14:anchorId="1BB6B23C">
+          <v:rect id="_x0000_i1192" style="width:0;height:1.5pt" o:hralign="center" o:hrstd="t" o:hr="t" fillcolor="#a0a0a0" stroked="f"/>
+        </w:pict>
+      </w:r>
+    </w:p>
+    <w:p>
+      <w:pPr>
+        <w:rPr>
+          <w:b/>
+          <w:bCs/>
+        </w:rPr>
+      </w:pPr>
+      <w:r>
+        <w:rPr>
+          <w:rFonts w:ascii="Segoe UI Emoji" w:hAnsi="Segoe UI Emoji" w:cs="Segoe UI Emoji"/>
+          <w:b/>
+          <w:bCs/>
+        </w:rPr>
+        <w:t>🚀</w:t>
+      </w:r>
+      <w:r>
+        <w:rPr>
+          <w:b/>
+          <w:bCs/>
+        </w:rPr>
+        <w:t xml:space="preserve"> ¿Es correcto lo que hiciste?</w:t>
+      </w:r>
+    </w:p>
+    <w:p>
+      <w:r>
+        <w:t>Sí.</w:t>
+      </w:r>
+      <w:r>
+        <w:br/>
+        <w:t>Funciona.</w:t>
+      </w:r>
+      <w:r>
+        <w:br/>
+        <w:t>No rompe nada.</w:t>
+      </w:r>
+      <w:r>
+        <w:br/>
+        <w:t>Es válido.</w:t>
+      </w:r>
+    </w:p>
+    <w:p>
+      <w:r>
+        <w:t>Pero técnicamente es mejor práctica separarlo en:</w:t>
+      </w:r>
+    </w:p>
+    <w:p>
+      <w:r>
+        <w:t>$solicitud-&gt;documentos</w:t>
+      </w:r>
+      <w:r>
+        <w:br/>
+        <w:t>$solicitud-&gt;</w:t>
+      </w:r>
+      <w:proofErr w:type="spellStart"/>
+      <w:r>
+        <w:t>documentos_previo</w:t>
+      </w:r>
+      <w:proofErr w:type="spellEnd"/>
+    </w:p>
+    <w:p>
+      <w:r>
+        <w:t>Para que no mezcles estructuras.</w:t>
+      </w:r>
+    </w:p>
+    <w:p>
+      <w:r>
+        <w:pict w14:anchorId="4AE06A42">
+          <v:rect id="_x0000_i1193" style="width:0;height:1.5pt" o:hralign="center" o:hrstd="t" o:hr="t" fillcolor="#a0a0a0" stroked="f"/>
+        </w:pict>
+      </w:r>
+    </w:p>
+    <w:p>
+      <w:r>
+        <w:t xml:space="preserve">Si quieres, puedo dibujarte exactamente </w:t>
+      </w:r>
+      <w:proofErr w:type="spellStart"/>
+      <w:r>
+        <w:t>cóm</w:t>
+      </w:r>
+      <w:proofErr w:type="spellEnd"/>
+    </w:p>
+    <w:p>
+      <w:pPr>
+        <w:rPr>
+          <w:lang w:val="es-MX"/>
+        </w:rPr>
+      </w:pPr>
+    </w:p>
+    <w:p>
+      <w:pPr>
+        <w:rPr>
+          <w:b/>
+          <w:bCs/>
+        </w:rPr>
+      </w:pPr>
+      <w:r>
+        <w:rPr>
+          <w:rFonts w:ascii="Segoe UI Emoji" w:hAnsi="Segoe UI Emoji" w:cs="Segoe UI Emoji"/>
+          <w:b/>
+          <w:bCs/>
+        </w:rPr>
+        <w:t>🧠</w:t>
+      </w:r>
+      <w:r>
+        <w:rPr>
+          <w:b/>
+          <w:bCs/>
+        </w:rPr>
+        <w:t xml:space="preserve"> Paso 1 — Cargar la solicitud con relaciones</w:t>
+      </w:r>
+    </w:p>
+    <w:p>
+      <w:r>
+        <w:t xml:space="preserve">$solicitud = </w:t>
+      </w:r>
+      <w:proofErr w:type="gramStart"/>
+      <w:r>
+        <w:t>Solicitud::</w:t>
+      </w:r>
+      <w:proofErr w:type="spellStart"/>
+      <w:proofErr w:type="gramEnd"/>
+      <w:r>
+        <w:t>with</w:t>
+      </w:r>
+      <w:proofErr w:type="spellEnd"/>
+      <w:r>
+        <w:t>([</w:t>
+      </w:r>
+      <w:r>
+        <w:br/>
+        <w:t xml:space="preserve">    'estado',</w:t>
+      </w:r>
+      <w:r>
+        <w:br/>
+        <w:t xml:space="preserve">    'zona',</w:t>
+      </w:r>
+      <w:r>
+        <w:br/>
+        <w:t xml:space="preserve">    '</w:t>
+      </w:r>
+      <w:proofErr w:type="spellStart"/>
+      <w:r>
+        <w:t>detalles.dependiente</w:t>
+      </w:r>
+      <w:proofErr w:type="spellEnd"/>
+      <w:r>
+        <w:t>',</w:t>
+      </w:r>
+      <w:r>
+        <w:br/>
+        <w:t xml:space="preserve">    '</w:t>
+      </w:r>
+      <w:proofErr w:type="spellStart"/>
+      <w:r>
+        <w:t>requisitosTramites.requisito</w:t>
+      </w:r>
+      <w:proofErr w:type="spellEnd"/>
+      <w:r>
+        <w:t>',</w:t>
+      </w:r>
+      <w:r>
+        <w:br/>
+        <w:t xml:space="preserve">    '</w:t>
+      </w:r>
+      <w:proofErr w:type="spellStart"/>
+      <w:r>
+        <w:t>requisitosTramites.tramite</w:t>
+      </w:r>
+      <w:proofErr w:type="spellEnd"/>
+      <w:r>
+        <w:t>',</w:t>
+      </w:r>
+      <w:r>
+        <w:br/>
+        <w:t xml:space="preserve">    '</w:t>
+      </w:r>
+      <w:proofErr w:type="spellStart"/>
+      <w:r>
+        <w:t>requisitosTramites.detalles</w:t>
+      </w:r>
+      <w:proofErr w:type="spellEnd"/>
+      <w:r>
+        <w:t>',</w:t>
+      </w:r>
+      <w:r>
+        <w:br/>
+        <w:t xml:space="preserve">    '</w:t>
+      </w:r>
+      <w:proofErr w:type="spellStart"/>
+      <w:r>
+        <w:t>bitacoras.user</w:t>
+      </w:r>
+      <w:proofErr w:type="spellEnd"/>
+      <w:r>
+        <w:t>'</w:t>
+      </w:r>
+      <w:r>
+        <w:br/>
+        <w:t>])-&gt;</w:t>
+      </w:r>
+      <w:proofErr w:type="spellStart"/>
+      <w:r>
+        <w:t>find</w:t>
+      </w:r>
+      <w:proofErr w:type="spellEnd"/>
+      <w:r>
+        <w:t>($id);</w:t>
+      </w:r>
+    </w:p>
+    <w:p>
+      <w:r>
+        <w:lastRenderedPageBreak/>
+        <w:t>Aquí estás diciendo:</w:t>
+      </w:r>
+    </w:p>
+    <w:p>
+      <w:r>
+        <w:rPr>
+          <w:rFonts w:ascii="Segoe UI Emoji" w:hAnsi="Segoe UI Emoji" w:cs="Segoe UI Emoji"/>
+        </w:rPr>
+        <w:t>👉</w:t>
+      </w:r>
+      <w:r>
+        <w:t xml:space="preserve"> </w:t>
+      </w:r>
+      <w:proofErr w:type="spellStart"/>
+      <w:r>
+        <w:t>Traeme</w:t>
+      </w:r>
+      <w:proofErr w:type="spellEnd"/>
+      <w:r>
+        <w:t xml:space="preserve"> la solicitud</w:t>
+      </w:r>
+      <w:r>
+        <w:br/>
+      </w:r>
+      <w:r>
+        <w:rPr>
+          <w:rFonts w:ascii="Segoe UI Emoji" w:hAnsi="Segoe UI Emoji" w:cs="Segoe UI Emoji"/>
+        </w:rPr>
+        <w:t>👉</w:t>
+      </w:r>
+      <w:r>
+        <w:t xml:space="preserve"> Pero ya con todas estas relaciones cargadas</w:t>
+      </w:r>
+      <w:r>
+        <w:br/>
+      </w:r>
+      <w:r>
+        <w:rPr>
+          <w:rFonts w:ascii="Segoe UI Emoji" w:hAnsi="Segoe UI Emoji" w:cs="Segoe UI Emoji"/>
+        </w:rPr>
+        <w:t>👉</w:t>
+      </w:r>
+      <w:r>
+        <w:t xml:space="preserve"> Para evitar consultas extra (N+1)</w:t>
+      </w:r>
+    </w:p>
+    <w:p>
+      <w:r>
+        <w:pict w14:anchorId="55F423FD">
+          <v:rect id="_x0000_i1090" style="width:0;height:1.5pt" o:hralign="center" o:hrstd="t" o:hr="t" fillcolor="#a0a0a0" stroked="f"/>
+        </w:pict>
+      </w:r>
+    </w:p>
+    <w:p>
+      <w:pPr>
+        <w:rPr>
+          <w:b/>
+          <w:bCs/>
+        </w:rPr>
+      </w:pPr>
+      <w:r>
+        <w:rPr>
+          <w:rFonts w:ascii="Segoe UI Emoji" w:hAnsi="Segoe UI Emoji" w:cs="Segoe UI Emoji"/>
+          <w:b/>
+          <w:bCs/>
+        </w:rPr>
+        <w:t>🧠</w:t>
+      </w:r>
+      <w:r>
+        <w:rPr>
+          <w:b/>
+          <w:bCs/>
+        </w:rPr>
+        <w:t xml:space="preserve"> Paso 2 — Documentos normales</w:t>
+      </w:r>
+    </w:p>
+    <w:p>
+      <w:r>
+        <w:t>$</w:t>
+      </w:r>
+      <w:proofErr w:type="spellStart"/>
+      <w:r>
+        <w:t>documentosNormales</w:t>
+      </w:r>
+      <w:proofErr w:type="spellEnd"/>
+      <w:r>
+        <w:t xml:space="preserve"> = $solicitud-&gt;</w:t>
+      </w:r>
+      <w:proofErr w:type="spellStart"/>
+      <w:r>
+        <w:t>requisitosTramites</w:t>
+      </w:r>
+      <w:proofErr w:type="spellEnd"/>
+    </w:p>
+    <w:p>
+      <w:r>
+        <w:t>Aquí recorres todos los requisitos del trámite y:</w:t>
+      </w:r>
+    </w:p>
+    <w:p>
+      <w:r>
+        <w:t>-&gt;</w:t>
+      </w:r>
+      <w:proofErr w:type="spellStart"/>
+      <w:r>
+        <w:t>filter</w:t>
+      </w:r>
+      <w:proofErr w:type="spellEnd"/>
+      <w:r>
+        <w:t>(</w:t>
+      </w:r>
+      <w:proofErr w:type="spellStart"/>
+      <w:r>
+        <w:t>fn</w:t>
+      </w:r>
+      <w:proofErr w:type="spellEnd"/>
+      <w:r>
+        <w:t>($</w:t>
+      </w:r>
+      <w:proofErr w:type="spellStart"/>
+      <w:r>
+        <w:t>rt</w:t>
+      </w:r>
+      <w:proofErr w:type="spellEnd"/>
+      <w:r>
+        <w:t>) =&gt; $</w:t>
+      </w:r>
+      <w:proofErr w:type="spellStart"/>
+      <w:r>
+        <w:t>rt</w:t>
+      </w:r>
+      <w:proofErr w:type="spellEnd"/>
+      <w:r>
+        <w:t>-&gt;</w:t>
+      </w:r>
+      <w:proofErr w:type="gramStart"/>
+      <w:r>
+        <w:t>requisito?-</w:t>
+      </w:r>
+      <w:proofErr w:type="gramEnd"/>
+      <w:r>
+        <w:t>&gt;slug !== 'cargas-familiares')</w:t>
+      </w:r>
+    </w:p>
+    <w:p>
+      <w:r>
+        <w:t>Excluyes el requisito "cargas familiares".</w:t>
+      </w:r>
+    </w:p>
+    <w:p>
+      <w:r>
+        <w:t>Luego haces:</w:t>
+      </w:r>
+    </w:p>
+    <w:p>
+      <w:r>
+        <w:t>-&gt;</w:t>
+      </w:r>
+      <w:proofErr w:type="spellStart"/>
+      <w:r>
+        <w:t>map</w:t>
+      </w:r>
+      <w:proofErr w:type="spellEnd"/>
+      <w:r>
+        <w:t>(...)</w:t>
+      </w:r>
+    </w:p>
+    <w:p>
+      <w:r>
+        <w:t>Y construyes algo así:</w:t>
+      </w:r>
+    </w:p>
+    <w:p>
+      <w:r>
+        <w:t>[</w:t>
+      </w:r>
+      <w:r>
+        <w:br/>
+        <w:t xml:space="preserve">  [</w:t>
+      </w:r>
+      <w:r>
+        <w:br/>
+        <w:t xml:space="preserve">    'tipo' =&gt; 'normal',</w:t>
+      </w:r>
+      <w:r>
+        <w:br/>
+        <w:t xml:space="preserve">    'titulo' =&gt; 'DPI',</w:t>
+      </w:r>
+      <w:r>
+        <w:br/>
+        <w:t xml:space="preserve">    '</w:t>
+      </w:r>
+      <w:proofErr w:type="spellStart"/>
+      <w:r>
+        <w:t>path</w:t>
+      </w:r>
+      <w:proofErr w:type="spellEnd"/>
+      <w:r>
+        <w:t>' =&gt; 'archivo.pdf'</w:t>
+      </w:r>
+      <w:r>
+        <w:br/>
+        <w:t xml:space="preserve">  ]</w:t>
+      </w:r>
+      <w:r>
+        <w:br/>
+        <w:t>]</w:t>
+      </w:r>
+    </w:p>
+    <w:p>
+      <w:r>
+        <w:pict w14:anchorId="12158099">
+          <v:rect id="_x0000_i1091" style="width:0;height:1.5pt" o:hralign="center" o:hrstd="t" o:hr="t" fillcolor="#a0a0a0" stroked="f"/>
+        </w:pict>
+      </w:r>
+    </w:p>
+    <w:p>
+      <w:pPr>
+        <w:rPr>
+          <w:b/>
+          <w:bCs/>
+        </w:rPr>
+      </w:pPr>
+      <w:r>
+        <w:rPr>
+          <w:rFonts w:ascii="Segoe UI Emoji" w:hAnsi="Segoe UI Emoji" w:cs="Segoe UI Emoji"/>
+          <w:b/>
+          <w:bCs/>
+        </w:rPr>
+        <w:t>🧠</w:t>
+      </w:r>
+      <w:r>
+        <w:rPr>
+          <w:b/>
+          <w:bCs/>
+        </w:rPr>
+        <w:t xml:space="preserve"> Paso 3 — Dependientes (Cargas familiares)</w:t>
+      </w:r>
+    </w:p>
+    <w:p>
+      <w:r>
+        <w:t>Primero buscas el requisito especial:</w:t>
+      </w:r>
+    </w:p>
+    <w:p>
+      <w:r>
+        <w:t>$</w:t>
+      </w:r>
+      <w:proofErr w:type="spellStart"/>
+      <w:r>
+        <w:t>rtCarga</w:t>
+      </w:r>
+      <w:proofErr w:type="spellEnd"/>
+      <w:r>
+        <w:t xml:space="preserve"> = $solicitud-&gt;</w:t>
+      </w:r>
+      <w:proofErr w:type="spellStart"/>
+      <w:r>
+        <w:t>requisitosTramites</w:t>
+      </w:r>
+      <w:proofErr w:type="spellEnd"/>
+      <w:r>
+        <w:br/>
+        <w:t xml:space="preserve">    -&gt;</w:t>
+      </w:r>
+      <w:proofErr w:type="spellStart"/>
+      <w:proofErr w:type="gramStart"/>
+      <w:r>
+        <w:t>where</w:t>
+      </w:r>
+      <w:proofErr w:type="spellEnd"/>
+      <w:r>
+        <w:t>(</w:t>
+      </w:r>
+      <w:proofErr w:type="gramEnd"/>
+      <w:r>
+        <w:t>'</w:t>
+      </w:r>
+      <w:proofErr w:type="spellStart"/>
+      <w:r>
+        <w:t>requisito.slug</w:t>
+      </w:r>
+      <w:proofErr w:type="spellEnd"/>
+      <w:r>
+        <w:t>', 'cargas-familiares')</w:t>
+      </w:r>
+      <w:r>
+        <w:br/>
+        <w:t xml:space="preserve">    -&gt;</w:t>
+      </w:r>
+      <w:proofErr w:type="spellStart"/>
+      <w:r>
+        <w:t>first</w:t>
+      </w:r>
+      <w:proofErr w:type="spellEnd"/>
+      <w:r>
+        <w:t>();</w:t>
+      </w:r>
+    </w:p>
+    <w:p>
+      <w:r>
+        <w:t>Luego obtienes los detalles asociados y cargas su dependiente:</w:t>
+      </w:r>
+    </w:p>
+    <w:p>
+      <w:r>
+        <w:t>$dependientes = $</w:t>
+      </w:r>
+      <w:proofErr w:type="spellStart"/>
+      <w:r>
+        <w:t>rtCarga</w:t>
+      </w:r>
+      <w:proofErr w:type="spellEnd"/>
+      <w:r>
+        <w:t>-&gt;detalles</w:t>
+      </w:r>
+    </w:p>
+    <w:p>
+      <w:r>
+        <w:t>Y los transformas en:</w:t>
+      </w:r>
+    </w:p>
+    <w:p>
+      <w:r>
+        <w:lastRenderedPageBreak/>
+        <w:t>[</w:t>
+      </w:r>
+      <w:r>
+        <w:br/>
+        <w:t xml:space="preserve">  [</w:t>
+      </w:r>
+      <w:r>
+        <w:br/>
+        <w:t xml:space="preserve">    'id' =&gt; 5,</w:t>
+      </w:r>
+      <w:r>
+        <w:br/>
+        <w:t xml:space="preserve">    'nombre' =&gt; 'Juan Pérez',</w:t>
+      </w:r>
+      <w:r>
+        <w:br/>
+        <w:t xml:space="preserve">    '</w:t>
+      </w:r>
+      <w:proofErr w:type="spellStart"/>
+      <w:r>
+        <w:t>path</w:t>
+      </w:r>
+      <w:proofErr w:type="spellEnd"/>
+      <w:r>
+        <w:t>' =&gt; 'doc.pdf'</w:t>
+      </w:r>
+      <w:r>
+        <w:br/>
+        <w:t xml:space="preserve">  ]</w:t>
+      </w:r>
+      <w:r>
+        <w:br/>
+        <w:t>]</w:t>
+      </w:r>
+    </w:p>
+    <w:p>
+      <w:r>
+        <w:pict w14:anchorId="5DF31F55">
+          <v:rect id="_x0000_i1092" style="width:0;height:1.5pt" o:hralign="center" o:hrstd="t" o:hr="t" fillcolor="#a0a0a0" stroked="f"/>
+        </w:pict>
+      </w:r>
+    </w:p>
+    <w:p>
+      <w:pPr>
+        <w:rPr>
+          <w:b/>
+          <w:bCs/>
+        </w:rPr>
+      </w:pPr>
+      <w:r>
+        <w:rPr>
+          <w:rFonts w:ascii="Segoe UI Emoji" w:hAnsi="Segoe UI Emoji" w:cs="Segoe UI Emoji"/>
+          <w:b/>
+          <w:bCs/>
+        </w:rPr>
+        <w:t>🧠</w:t>
+      </w:r>
+      <w:r>
+        <w:rPr>
+          <w:b/>
+          <w:bCs/>
+        </w:rPr>
+        <w:t xml:space="preserve"> Paso 4 — Aquí es donde está lo importante</w:t>
+      </w:r>
+    </w:p>
+    <w:p>
+      <w:pPr>
+        <w:rPr>
+          <w:b/>
+          <w:bCs/>
+        </w:rPr>
+      </w:pPr>
+      <w:r>
+        <w:rPr>
+          <w:b/>
+          <w:bCs/>
+        </w:rPr>
+        <w:t>Primero creas $</w:t>
+      </w:r>
+      <w:proofErr w:type="spellStart"/>
+      <w:r>
+        <w:rPr>
+          <w:b/>
+          <w:bCs/>
+        </w:rPr>
+        <w:t>arrayFinal</w:t>
+      </w:r>
+      <w:proofErr w:type="spellEnd"/>
+    </w:p>
+    <w:p>
+      <w:r>
+        <w:t>$</w:t>
+      </w:r>
+      <w:proofErr w:type="spellStart"/>
+      <w:r>
+        <w:t>arrayFinal</w:t>
+      </w:r>
+      <w:proofErr w:type="spellEnd"/>
+      <w:r>
+        <w:t xml:space="preserve"> = $</w:t>
+      </w:r>
+      <w:proofErr w:type="spellStart"/>
+      <w:r>
+        <w:t>documentosNormales</w:t>
+      </w:r>
+      <w:proofErr w:type="spellEnd"/>
+      <w:r>
+        <w:t>-&gt;</w:t>
+      </w:r>
+      <w:proofErr w:type="spellStart"/>
+      <w:r>
+        <w:t>values</w:t>
+      </w:r>
+      <w:proofErr w:type="spellEnd"/>
+      <w:r>
+        <w:t>()-&gt;</w:t>
+      </w:r>
+      <w:proofErr w:type="spellStart"/>
+      <w:proofErr w:type="gramStart"/>
+      <w:r>
+        <w:t>toArray</w:t>
+      </w:r>
+      <w:proofErr w:type="spellEnd"/>
+      <w:r>
+        <w:t>(</w:t>
+      </w:r>
+      <w:proofErr w:type="gramEnd"/>
+      <w:r>
+        <w:t>);</w:t>
+      </w:r>
+    </w:p>
+    <w:p>
+      <w:r>
+        <w:t>Ahora $</w:t>
+      </w:r>
+      <w:proofErr w:type="spellStart"/>
+      <w:r>
+        <w:t>arrayFinal</w:t>
+      </w:r>
+      <w:proofErr w:type="spellEnd"/>
+      <w:r>
+        <w:t xml:space="preserve"> tiene solo documentos normales.</w:t>
+      </w:r>
+    </w:p>
+    <w:p>
+      <w:r>
+        <w:pict w14:anchorId="5305F118">
+          <v:rect id="_x0000_i1093" style="width:0;height:1.5pt" o:hralign="center" o:hrstd="t" o:hr="t" fillcolor="#a0a0a0" stroked="f"/>
+        </w:pict>
+      </w:r>
+    </w:p>
+    <w:p>
+      <w:pPr>
+        <w:rPr>
+          <w:b/>
+          <w:bCs/>
+        </w:rPr>
+      </w:pPr>
+      <w:r>
+        <w:rPr>
+          <w:rFonts w:ascii="Segoe UI Emoji" w:hAnsi="Segoe UI Emoji" w:cs="Segoe UI Emoji"/>
+          <w:b/>
+          <w:bCs/>
+        </w:rPr>
+        <w:t>🔵</w:t>
+      </w:r>
+      <w:r>
+        <w:rPr>
+          <w:b/>
+          <w:bCs/>
+        </w:rPr>
+        <w:t xml:space="preserve"> PARTE 1 — Para el modal visual</w:t>
+      </w:r>
+    </w:p>
+    <w:p>
+      <w:r>
+        <w:t>Agregas:</w:t>
+      </w:r>
+    </w:p>
+    <w:p>
+      <w:r>
+        <w:t>$</w:t>
+      </w:r>
+      <w:proofErr w:type="spellStart"/>
+      <w:proofErr w:type="gramStart"/>
+      <w:r>
+        <w:t>arrayFinal</w:t>
+      </w:r>
+      <w:proofErr w:type="spellEnd"/>
+      <w:r>
+        <w:t>[</w:t>
+      </w:r>
+      <w:proofErr w:type="gramEnd"/>
+      <w:r>
+        <w:t>] = [</w:t>
+      </w:r>
+      <w:r>
+        <w:br/>
+        <w:t xml:space="preserve">    'tipo' =&gt; 'carga',</w:t>
+      </w:r>
+      <w:r>
+        <w:br/>
+        <w:t xml:space="preserve">    'titulo' =&gt; 'Cargas familiares',</w:t>
+      </w:r>
+      <w:r>
+        <w:br/>
+        <w:t xml:space="preserve">    'dependientes' =&gt; $dependientes-&gt;</w:t>
+      </w:r>
+      <w:proofErr w:type="spellStart"/>
+      <w:r>
+        <w:t>toArray</w:t>
+      </w:r>
+      <w:proofErr w:type="spellEnd"/>
+      <w:r>
+        <w:t>()</w:t>
+      </w:r>
+      <w:r>
+        <w:br/>
+        <w:t>];</w:t>
+      </w:r>
+    </w:p>
+    <w:p>
+      <w:r>
+        <w:t>Esto crea una estructura AGRUPADA:</w:t>
+      </w:r>
+    </w:p>
+    <w:p>
+      <w:r>
+        <w:t>[</w:t>
+      </w:r>
+      <w:r>
+        <w:br/>
+        <w:t xml:space="preserve">  { tipo: normal },</w:t>
+      </w:r>
+      <w:r>
+        <w:br/>
+        <w:t xml:space="preserve">  {</w:t>
+      </w:r>
+      <w:r>
+        <w:br/>
+        <w:t xml:space="preserve">    tipo: carga,</w:t>
+      </w:r>
+      <w:r>
+        <w:br/>
+        <w:t xml:space="preserve">    </w:t>
+      </w:r>
+      <w:proofErr w:type="spellStart"/>
+      <w:r>
+        <w:t>titulo</w:t>
+      </w:r>
+      <w:proofErr w:type="spellEnd"/>
+      <w:r>
+        <w:t>: "Cargas familiares",</w:t>
+      </w:r>
+      <w:r>
+        <w:br/>
+        <w:t xml:space="preserve">    dependientes: [Juan, María]</w:t>
+      </w:r>
+      <w:r>
+        <w:br/>
+        <w:t xml:space="preserve">  }</w:t>
+      </w:r>
+      <w:r>
+        <w:br/>
+        <w:t>]</w:t>
+      </w:r>
+    </w:p>
+    <w:p>
+      <w:r>
+        <w:rPr>
+          <w:rFonts w:ascii="Segoe UI Emoji" w:hAnsi="Segoe UI Emoji" w:cs="Segoe UI Emoji"/>
+        </w:rPr>
+        <w:t>🔹</w:t>
+      </w:r>
+      <w:r>
+        <w:t xml:space="preserve"> Esta estructura es la que usa tu sección:</w:t>
+      </w:r>
+    </w:p>
+    <w:p>
+      <w:proofErr w:type="spellStart"/>
+      <w:proofErr w:type="gramStart"/>
+      <w:r>
+        <w:t>solicitud.documentos</w:t>
+      </w:r>
+      <w:proofErr w:type="gramEnd"/>
+      <w:r>
+        <w:t>.find</w:t>
+      </w:r>
+      <w:proofErr w:type="spellEnd"/>
+      <w:r>
+        <w:t xml:space="preserve">(d =&gt; </w:t>
+      </w:r>
+      <w:proofErr w:type="spellStart"/>
+      <w:r>
+        <w:t>d.tipo</w:t>
+      </w:r>
+      <w:proofErr w:type="spellEnd"/>
+      <w:r>
+        <w:t xml:space="preserve"> === 'carga').dependientes</w:t>
+      </w:r>
+    </w:p>
+    <w:p>
+      <w:r>
+        <w:lastRenderedPageBreak/>
+        <w:t>O sea:</w:t>
+      </w:r>
+    </w:p>
+    <w:p>
+      <w:r>
+        <w:rPr>
+          <w:rFonts w:ascii="Segoe UI Emoji" w:hAnsi="Segoe UI Emoji" w:cs="Segoe UI Emoji"/>
+        </w:rPr>
+        <w:t>👉</w:t>
+      </w:r>
+      <w:r>
+        <w:t xml:space="preserve"> Aquí solo existe UN objeto carga</w:t>
+      </w:r>
+      <w:r>
+        <w:br/>
+      </w:r>
+      <w:r>
+        <w:rPr>
+          <w:rFonts w:ascii="Segoe UI Emoji" w:hAnsi="Segoe UI Emoji" w:cs="Segoe UI Emoji"/>
+        </w:rPr>
+        <w:t>👉</w:t>
+      </w:r>
+      <w:r>
+        <w:t xml:space="preserve"> Y dentro tiene el </w:t>
+      </w:r>
+      <w:proofErr w:type="gramStart"/>
+      <w:r>
+        <w:t>array dependientes</w:t>
+      </w:r>
+      <w:proofErr w:type="gramEnd"/>
+    </w:p>
+    <w:p>
+      <w:r>
+        <w:pict w14:anchorId="25FF112B">
+          <v:rect id="_x0000_i1094" style="width:0;height:1.5pt" o:hralign="center" o:hrstd="t" o:hr="t" fillcolor="#a0a0a0" stroked="f"/>
+        </w:pict>
+      </w:r>
+    </w:p>
+    <w:p>
+      <w:pPr>
+        <w:rPr>
+          <w:b/>
+          <w:bCs/>
+        </w:rPr>
+      </w:pPr>
+      <w:r>
+        <w:rPr>
+          <w:rFonts w:ascii="Segoe UI Emoji" w:hAnsi="Segoe UI Emoji" w:cs="Segoe UI Emoji"/>
+          <w:b/>
+          <w:bCs/>
+        </w:rPr>
+        <w:t>🔵</w:t>
+      </w:r>
+      <w:r>
+        <w:rPr>
+          <w:b/>
+          <w:bCs/>
+        </w:rPr>
+        <w:t xml:space="preserve"> PARTE 2 — Para el previo</w:t>
+      </w:r>
+    </w:p>
+    <w:p>
+      <w:r>
+        <w:t>Luego haces esto:</w:t>
+      </w:r>
+    </w:p>
+    <w:p>
+      <w:proofErr w:type="spellStart"/>
+      <w:r>
+        <w:t>foreach</w:t>
+      </w:r>
+      <w:proofErr w:type="spellEnd"/>
+      <w:r>
+        <w:t xml:space="preserve"> ($dependientes as $</w:t>
+      </w:r>
+      <w:proofErr w:type="spellStart"/>
+      <w:r>
+        <w:t>dep</w:t>
+      </w:r>
+      <w:proofErr w:type="spellEnd"/>
+      <w:r>
+        <w:t>) {</w:t>
+      </w:r>
+      <w:r>
+        <w:br/>
+        <w:t xml:space="preserve">    $</w:t>
+      </w:r>
+      <w:proofErr w:type="spellStart"/>
+      <w:proofErr w:type="gramStart"/>
+      <w:r>
+        <w:t>arrayFinal</w:t>
+      </w:r>
+      <w:proofErr w:type="spellEnd"/>
+      <w:r>
+        <w:t>[</w:t>
+      </w:r>
+      <w:proofErr w:type="gramEnd"/>
+      <w:r>
+        <w:t>] = [</w:t>
+      </w:r>
+      <w:r>
+        <w:br/>
+        <w:t xml:space="preserve">        'tipo' =&gt; 'carga',</w:t>
+      </w:r>
+      <w:r>
+        <w:br/>
+        <w:t xml:space="preserve">        'titulo' =&gt; $</w:t>
+      </w:r>
+      <w:proofErr w:type="spellStart"/>
+      <w:r>
+        <w:t>dep</w:t>
+      </w:r>
+      <w:proofErr w:type="spellEnd"/>
+      <w:r>
+        <w:t>['nombre'] . ' - Cargas familiares'</w:t>
+      </w:r>
+      <w:r>
+        <w:br/>
+        <w:t xml:space="preserve">    ];</w:t>
+      </w:r>
+      <w:r>
+        <w:br/>
+        <w:t>}</w:t>
+      </w:r>
+    </w:p>
+    <w:p>
+      <w:r>
+        <w:t>Esto agrega más elementos al mismo array:</w:t>
+      </w:r>
+    </w:p>
+    <w:p>
+      <w:r>
+        <w:t>[</w:t>
+      </w:r>
+      <w:r>
+        <w:br/>
+        <w:t xml:space="preserve">  { tipo: normal },</w:t>
+      </w:r>
+      <w:r>
+        <w:br/>
+        <w:t xml:space="preserve">  </w:t>
+      </w:r>
+      <w:proofErr w:type="gramStart"/>
+      <w:r>
+        <w:t>{ tipo</w:t>
+      </w:r>
+      <w:proofErr w:type="gramEnd"/>
+      <w:r>
+        <w:t xml:space="preserve">: carga, </w:t>
+      </w:r>
+      <w:proofErr w:type="spellStart"/>
+      <w:r>
+        <w:t>titulo</w:t>
+      </w:r>
+      <w:proofErr w:type="spellEnd"/>
+      <w:r>
+        <w:t>: "Cargas familiares", dependientes: [...] },</w:t>
+      </w:r>
+      <w:r>
+        <w:br/>
+        <w:t xml:space="preserve">  { tipo: carga, </w:t>
+      </w:r>
+      <w:proofErr w:type="spellStart"/>
+      <w:r>
+        <w:t>titulo</w:t>
+      </w:r>
+      <w:proofErr w:type="spellEnd"/>
+      <w:r>
+        <w:t>: "Juan Pérez - Cargas familiares" },</w:t>
+      </w:r>
+      <w:r>
+        <w:br/>
+        <w:t xml:space="preserve">  { tipo: carga, </w:t>
+      </w:r>
+      <w:proofErr w:type="spellStart"/>
+      <w:r>
+        <w:t>titulo</w:t>
+      </w:r>
+      <w:proofErr w:type="spellEnd"/>
+      <w:r>
+        <w:t>: "María López - Cargas familiares" }</w:t>
+      </w:r>
+      <w:r>
+        <w:br/>
+        <w:t>]</w:t>
+      </w:r>
+    </w:p>
+    <w:p>
+      <w:r>
+        <w:pict w14:anchorId="4542643B">
+          <v:rect id="_x0000_i1095" style="width:0;height:1.5pt" o:hralign="center" o:hrstd="t" o:hr="t" fillcolor="#a0a0a0" stroked="f"/>
+        </w:pict>
+      </w:r>
+    </w:p>
+    <w:p>
+      <w:pPr>
+        <w:rPr>
+          <w:b/>
+          <w:bCs/>
+        </w:rPr>
+      </w:pPr>
+      <w:r>
+        <w:rPr>
+          <w:rFonts w:ascii="Segoe UI Emoji" w:hAnsi="Segoe UI Emoji" w:cs="Segoe UI Emoji"/>
+          <w:b/>
+          <w:bCs/>
+        </w:rPr>
+        <w:t>🎯</w:t>
+      </w:r>
+      <w:r>
+        <w:rPr>
+          <w:b/>
+          <w:bCs/>
+        </w:rPr>
+        <w:t xml:space="preserve"> RESPUESTA A TU PREGUNTA IMPORTANTE</w:t>
+      </w:r>
+    </w:p>
+    <w:p>
+      <w:r>
+        <w:t>¿El array del modal y el del previo son diferentes?</w:t>
+      </w:r>
+    </w:p>
+    <w:p>
+      <w:r>
+        <w:t>Actualmente NO.</w:t>
+      </w:r>
+    </w:p>
+    <w:p>
+      <w:r>
+        <w:t>Estás usando el mismo $</w:t>
+      </w:r>
+      <w:proofErr w:type="spellStart"/>
+      <w:r>
+        <w:t>arrayFinal</w:t>
+      </w:r>
+      <w:proofErr w:type="spellEnd"/>
+      <w:r>
+        <w:t>.</w:t>
+      </w:r>
+    </w:p>
+    <w:p>
+      <w:r>
+        <w:t>Pero dentro de ese mismo array existen DOS tipos de estructura:</w:t>
+      </w:r>
+    </w:p>
+    <w:p>
+      <w:r>
+        <w:pict w14:anchorId="1F0BFB76">
+          <v:rect id="_x0000_i1096" style="width:0;height:1.5pt" o:hralign="center" o:hrstd="t" o:hr="t" fillcolor="#a0a0a0" stroked="f"/>
+        </w:pict>
+      </w:r>
+    </w:p>
+    <w:p>
+      <w:pPr>
+        <w:rPr>
+          <w:b/>
+          <w:bCs/>
+        </w:rPr>
+      </w:pPr>
+      <w:r>
+        <w:rPr>
+          <w:rFonts w:ascii="Segoe UI Emoji" w:hAnsi="Segoe UI Emoji" w:cs="Segoe UI Emoji"/>
+          <w:b/>
+          <w:bCs/>
+        </w:rPr>
+        <w:t>🟢</w:t>
+      </w:r>
+      <w:r>
+        <w:rPr>
+          <w:b/>
+          <w:bCs/>
+        </w:rPr>
+        <w:t xml:space="preserve"> 1. Estructura agrupada (para vista visual)</w:t>
+      </w:r>
+    </w:p>
+    <w:p>
+      <w:r>
+        <w:t>{</w:t>
+      </w:r>
+      <w:r>
+        <w:br/>
+        <w:t xml:space="preserve">   tipo: 'carga',</w:t>
+      </w:r>
+      <w:r>
+        <w:br/>
+        <w:t xml:space="preserve">   </w:t>
+      </w:r>
+      <w:proofErr w:type="spellStart"/>
+      <w:r>
+        <w:t>titulo</w:t>
+      </w:r>
+      <w:proofErr w:type="spellEnd"/>
+      <w:r>
+        <w:t>: 'Cargas familiares',</w:t>
+      </w:r>
+      <w:r>
+        <w:br/>
+      </w:r>
+      <w:r>
+        <w:lastRenderedPageBreak/>
+        <w:t xml:space="preserve">   dependientes: [...]</w:t>
+      </w:r>
+      <w:r>
+        <w:br/>
+        <w:t>}</w:t>
+      </w:r>
+    </w:p>
+    <w:p>
+      <w:r>
+        <w:t>Se usa aquí:</w:t>
+      </w:r>
+    </w:p>
+    <w:p>
+      <w:proofErr w:type="gramStart"/>
+      <w:r>
+        <w:t>.</w:t>
+      </w:r>
+      <w:proofErr w:type="spellStart"/>
+      <w:r>
+        <w:t>find</w:t>
+      </w:r>
+      <w:proofErr w:type="spellEnd"/>
+      <w:proofErr w:type="gramEnd"/>
+      <w:r>
+        <w:t>(...).dependientes</w:t>
+      </w:r>
+    </w:p>
+    <w:p>
+      <w:r>
+        <w:pict w14:anchorId="29BA910B">
+          <v:rect id="_x0000_i1097" style="width:0;height:1.5pt" o:hralign="center" o:hrstd="t" o:hr="t" fillcolor="#a0a0a0" stroked="f"/>
+        </w:pict>
+      </w:r>
+    </w:p>
+    <w:p>
+      <w:pPr>
+        <w:rPr>
+          <w:b/>
+          <w:bCs/>
+        </w:rPr>
+      </w:pPr>
+      <w:r>
+        <w:rPr>
+          <w:rFonts w:ascii="Segoe UI Emoji" w:hAnsi="Segoe UI Emoji" w:cs="Segoe UI Emoji"/>
+          <w:b/>
+          <w:bCs/>
+        </w:rPr>
+        <w:t>🟢</w:t>
+      </w:r>
+      <w:r>
+        <w:rPr>
+          <w:b/>
+          <w:bCs/>
+        </w:rPr>
+        <w:t xml:space="preserve"> 2. Estructura plana (para previo)</w:t>
+      </w:r>
+    </w:p>
+    <w:p>
+      <w:r>
+        <w:t>{</w:t>
+      </w:r>
+      <w:r>
+        <w:br/>
+        <w:t xml:space="preserve">   tipo: 'carga',</w:t>
+      </w:r>
+      <w:r>
+        <w:br/>
+        <w:t xml:space="preserve">   </w:t>
+      </w:r>
+      <w:proofErr w:type="spellStart"/>
+      <w:r>
+        <w:t>titulo</w:t>
+      </w:r>
+      <w:proofErr w:type="spellEnd"/>
+      <w:r>
+        <w:t>: 'Juan Pérez - Cargas familiares'</w:t>
+      </w:r>
+      <w:r>
+        <w:br/>
+        <w:t>}</w:t>
+      </w:r>
+    </w:p>
+    <w:p>
+      <w:r>
+        <w:t>Se usa aquí:</w:t>
+      </w:r>
+    </w:p>
+    <w:p>
+      <w:r>
+        <w:t>:</w:t>
+      </w:r>
+      <w:proofErr w:type="spellStart"/>
+      <w:r>
+        <w:t>value</w:t>
+      </w:r>
+      <w:proofErr w:type="spellEnd"/>
+      <w:r>
+        <w:t>="</w:t>
+      </w:r>
+      <w:proofErr w:type="spellStart"/>
+      <w:proofErr w:type="gramStart"/>
+      <w:r>
+        <w:t>doc.titulo</w:t>
+      </w:r>
+      <w:proofErr w:type="spellEnd"/>
+      <w:proofErr w:type="gramEnd"/>
+      <w:r>
+        <w:t>"</w:t>
+      </w:r>
+    </w:p>
+    <w:p>
+      <w:r>
+        <w:pict w14:anchorId="755B2F28">
+          <v:rect id="_x0000_i1098" style="width:0;height:1.5pt" o:hralign="center" o:hrstd="t" o:hr="t" fillcolor="#a0a0a0" stroked="f"/>
+        </w:pict>
+      </w:r>
+    </w:p>
+    <w:p>
+      <w:pPr>
+        <w:rPr>
+          <w:b/>
+          <w:bCs/>
+        </w:rPr>
+      </w:pPr>
+      <w:r>
+        <w:rPr>
+          <w:rFonts w:ascii="Segoe UI Symbol" w:hAnsi="Segoe UI Symbol" w:cs="Segoe UI Symbol"/>
+          <w:b/>
+          <w:bCs/>
+        </w:rPr>
+        <w:t>⚠</w:t>
+      </w:r>
+      <w:r>
+        <w:rPr>
+          <w:b/>
+          <w:bCs/>
+        </w:rPr>
+        <w:t>️ Entonces sí, son diferentes estructuras</w:t>
+      </w:r>
+    </w:p>
+    <w:p>
+      <w:r>
+        <w:t>Pero están dentro del mismo array.</w:t>
+      </w:r>
+    </w:p>
+    <w:p>
+      <w:r>
+        <w:t>Y eso funciona porque:</w:t>
+      </w:r>
+    </w:p>
+    <w:p>
+      <w:pPr>
+        <w:numPr>
+          <w:ilvl w:val="0"/>
+          <w:numId w:val="5"/>
+        </w:numPr>
+      </w:pPr>
+      <w:r>
+        <w:t xml:space="preserve">El modal visual </w:t>
+      </w:r>
+      <w:proofErr w:type="gramStart"/>
+      <w:r>
+        <w:t>usa .dependientes</w:t>
+      </w:r>
+      <w:proofErr w:type="gramEnd"/>
+    </w:p>
+    <w:p>
+      <w:pPr>
+        <w:numPr>
+          <w:ilvl w:val="0"/>
+          <w:numId w:val="5"/>
+        </w:numPr>
+      </w:pPr>
+      <w:r>
+        <w:t xml:space="preserve">El modal previo usa </w:t>
+      </w:r>
+      <w:proofErr w:type="spellStart"/>
+      <w:proofErr w:type="gramStart"/>
+      <w:r>
+        <w:t>doc.titulo</w:t>
+      </w:r>
+      <w:proofErr w:type="spellEnd"/>
+      <w:proofErr w:type="gramEnd"/>
+    </w:p>
+    <w:p>
+      <w:pPr>
+        <w:numPr>
+          <w:ilvl w:val="0"/>
+          <w:numId w:val="5"/>
+        </w:numPr>
+      </w:pPr>
+      <w:r>
+        <w:t>Nunca mezclas las dos estructuras en la misma vista</w:t>
+      </w:r>
+    </w:p>
+    <w:p>
+      <w:r>
+        <w:pict w14:anchorId="462CFB68">
+          <v:rect id="_x0000_i1099" style="width:0;height:1.5pt" o:hralign="center" o:hrstd="t" o:hr="t" fillcolor="#a0a0a0" stroked="f"/>
+        </w:pict>
+      </w:r>
+    </w:p>
+    <w:p>
+      <w:pPr>
+        <w:rPr>
+          <w:b/>
+          <w:bCs/>
+        </w:rPr>
+      </w:pPr>
+      <w:r>
+        <w:rPr>
+          <w:rFonts w:ascii="Segoe UI Emoji" w:hAnsi="Segoe UI Emoji" w:cs="Segoe UI Emoji"/>
+          <w:b/>
+          <w:bCs/>
+        </w:rPr>
+        <w:t>🧠</w:t>
+      </w:r>
+      <w:r>
+        <w:rPr>
+          <w:b/>
+          <w:bCs/>
+        </w:rPr>
+        <w:t xml:space="preserve"> Mentalmente imagínalo así</w:t>
+      </w:r>
+    </w:p>
+    <w:p>
+      <w:r>
+        <w:t>Tu $</w:t>
+      </w:r>
+      <w:proofErr w:type="spellStart"/>
+      <w:r>
+        <w:t>arrayFinal</w:t>
+      </w:r>
+      <w:proofErr w:type="spellEnd"/>
+      <w:r>
+        <w:t xml:space="preserve"> es como una caja con:</w:t>
+      </w:r>
+    </w:p>
+    <w:p>
+      <w:pPr>
+        <w:numPr>
+          <w:ilvl w:val="0"/>
+          <w:numId w:val="6"/>
+        </w:numPr>
+      </w:pPr>
+      <w:r>
+        <w:rPr>
+          <w:rFonts w:ascii="Segoe UI Emoji" w:hAnsi="Segoe UI Emoji" w:cs="Segoe UI Emoji"/>
+        </w:rPr>
+        <w:t>📦</w:t>
+      </w:r>
+      <w:r>
+        <w:t xml:space="preserve"> Documentos normales</w:t>
+      </w:r>
+    </w:p>
+    <w:p>
+      <w:pPr>
+        <w:numPr>
+          <w:ilvl w:val="0"/>
+          <w:numId w:val="6"/>
+        </w:numPr>
+      </w:pPr>
+      <w:r>
+        <w:rPr>
+          <w:rFonts w:ascii="Segoe UI Emoji" w:hAnsi="Segoe UI Emoji" w:cs="Segoe UI Emoji"/>
+        </w:rPr>
+        <w:t>📦</w:t>
+      </w:r>
+      <w:r>
+        <w:t xml:space="preserve"> Un paquete de dependientes agrupados</w:t>
+      </w:r>
+    </w:p>
+    <w:p>
+      <w:pPr>
+        <w:numPr>
+          <w:ilvl w:val="0"/>
+          <w:numId w:val="6"/>
+        </w:numPr>
+      </w:pPr>
+      <w:r>
+        <w:rPr>
+          <w:rFonts w:ascii="Segoe UI Emoji" w:hAnsi="Segoe UI Emoji" w:cs="Segoe UI Emoji"/>
+        </w:rPr>
+        <w:t>📦</w:t>
+      </w:r>
+      <w:r>
+        <w:t xml:space="preserve"> Copias individuales de dependientes para previo</w:t>
+      </w:r>
+    </w:p>
+    <w:p>
+      <w:pPr>
+        <w:rPr>
+          <w:lang w:val="es-MX"/>
+        </w:rPr>
+      </w:pPr>
+      <w:r>
+        <w:rPr>
+          <w:lang w:val="es-MX"/>
+        </w:rPr>
+        <w:br w:type="page"/>
+      </w:r>
+    </w:p>
+    <w:p>
+      <w:pPr>
+        <w:rPr>
+          <w:lang w:val="es-MX"/>
+        </w:rPr>
+      </w:pPr>
+    </w:p>
+    <w:p>
+      <w:pPr>
+        <w:rPr>
+          <w:lang w:val="es-MX"/>
+        </w:rPr>
+      </w:pPr>
+    </w:p>
+    <w:p>
+      <w:pPr>
+        <w:rPr>
+          <w:lang w:val="es-MX"/>
+        </w:rPr>
+      </w:pPr>
+    </w:p>
+    <w:p>
+      <w:pPr>
+        <w:rPr>
+          <w:lang w:val="es-MX"/>
+        </w:rPr>
+      </w:pPr>
+    </w:p>
+    <w:p>
+      <w:pPr>
+        <w:rPr>
           <w:lang w:val="es-MX"/>
         </w:rPr>
       </w:pPr>
@@ -24771,6 +27552,602 @@
     </w:lvl>
   </w:abstractNum>
   <w:abstractNum w:abstractNumId="3" w15:restartNumberingAfterBreak="0">
+    <w:nsid w:val="23814FD4"/>
+    <w:multiLevelType w:val="multilevel"/>
+    <w:tmpl w:val="8670DC76"/>
+    <w:lvl w:ilvl="0">
+      <w:start w:val="1"/>
+      <w:numFmt w:val="bullet"/>
+      <w:lvlText w:val=""/>
+      <w:lvlJc w:val="left"/>
+      <w:pPr>
+        <w:tabs>
+          <w:tab w:val="num" w:pos="720"/>
+        </w:tabs>
+        <w:ind w:left="720" w:hanging="360"/>
+      </w:pPr>
+      <w:rPr>
+        <w:rFonts w:ascii="Symbol" w:hAnsi="Symbol" w:hint="default"/>
+        <w:sz w:val="20"/>
+      </w:rPr>
+    </w:lvl>
+    <w:lvl w:ilvl="1" w:tentative="1">
+      <w:start w:val="1"/>
+      <w:numFmt w:val="bullet"/>
+      <w:lvlText w:val="o"/>
+      <w:lvlJc w:val="left"/>
+      <w:pPr>
+        <w:tabs>
+          <w:tab w:val="num" w:pos="1440"/>
+        </w:tabs>
+        <w:ind w:left="1440" w:hanging="360"/>
+      </w:pPr>
+      <w:rPr>
+        <w:rFonts w:ascii="Courier New" w:hAnsi="Courier New" w:hint="default"/>
+        <w:sz w:val="20"/>
+      </w:rPr>
+    </w:lvl>
+    <w:lvl w:ilvl="2" w:tentative="1">
+      <w:start w:val="1"/>
+      <w:numFmt w:val="bullet"/>
+      <w:lvlText w:val=""/>
+      <w:lvlJc w:val="left"/>
+      <w:pPr>
+        <w:tabs>
+          <w:tab w:val="num" w:pos="2160"/>
+        </w:tabs>
+        <w:ind w:left="2160" w:hanging="360"/>
+      </w:pPr>
+      <w:rPr>
+        <w:rFonts w:ascii="Wingdings" w:hAnsi="Wingdings" w:hint="default"/>
+        <w:sz w:val="20"/>
+      </w:rPr>
+    </w:lvl>
+    <w:lvl w:ilvl="3" w:tentative="1">
+      <w:start w:val="1"/>
+      <w:numFmt w:val="bullet"/>
+      <w:lvlText w:val=""/>
+      <w:lvlJc w:val="left"/>
+      <w:pPr>
+        <w:tabs>
+          <w:tab w:val="num" w:pos="2880"/>
+        </w:tabs>
+        <w:ind w:left="2880" w:hanging="360"/>
+      </w:pPr>
+      <w:rPr>
+        <w:rFonts w:ascii="Wingdings" w:hAnsi="Wingdings" w:hint="default"/>
+        <w:sz w:val="20"/>
+      </w:rPr>
+    </w:lvl>
+    <w:lvl w:ilvl="4" w:tentative="1">
+      <w:start w:val="1"/>
+      <w:numFmt w:val="bullet"/>
+      <w:lvlText w:val=""/>
+      <w:lvlJc w:val="left"/>
+      <w:pPr>
+        <w:tabs>
+          <w:tab w:val="num" w:pos="3600"/>
+        </w:tabs>
+        <w:ind w:left="3600" w:hanging="360"/>
+      </w:pPr>
+      <w:rPr>
+        <w:rFonts w:ascii="Wingdings" w:hAnsi="Wingdings" w:hint="default"/>
+        <w:sz w:val="20"/>
+      </w:rPr>
+    </w:lvl>
+    <w:lvl w:ilvl="5" w:tentative="1">
+      <w:start w:val="1"/>
+      <w:numFmt w:val="bullet"/>
+      <w:lvlText w:val=""/>
+      <w:lvlJc w:val="left"/>
+      <w:pPr>
+        <w:tabs>
+          <w:tab w:val="num" w:pos="4320"/>
+        </w:tabs>
+        <w:ind w:left="4320" w:hanging="360"/>
+      </w:pPr>
+      <w:rPr>
+        <w:rFonts w:ascii="Wingdings" w:hAnsi="Wingdings" w:hint="default"/>
+        <w:sz w:val="20"/>
+      </w:rPr>
+    </w:lvl>
+    <w:lvl w:ilvl="6" w:tentative="1">
+      <w:start w:val="1"/>
+      <w:numFmt w:val="bullet"/>
+      <w:lvlText w:val=""/>
+      <w:lvlJc w:val="left"/>
+      <w:pPr>
+        <w:tabs>
+          <w:tab w:val="num" w:pos="5040"/>
+        </w:tabs>
+        <w:ind w:left="5040" w:hanging="360"/>
+      </w:pPr>
+      <w:rPr>
+        <w:rFonts w:ascii="Wingdings" w:hAnsi="Wingdings" w:hint="default"/>
+        <w:sz w:val="20"/>
+      </w:rPr>
+    </w:lvl>
+    <w:lvl w:ilvl="7" w:tentative="1">
+      <w:start w:val="1"/>
+      <w:numFmt w:val="bullet"/>
+      <w:lvlText w:val=""/>
+      <w:lvlJc w:val="left"/>
+      <w:pPr>
+        <w:tabs>
+          <w:tab w:val="num" w:pos="5760"/>
+        </w:tabs>
+        <w:ind w:left="5760" w:hanging="360"/>
+      </w:pPr>
+      <w:rPr>
+        <w:rFonts w:ascii="Wingdings" w:hAnsi="Wingdings" w:hint="default"/>
+        <w:sz w:val="20"/>
+      </w:rPr>
+    </w:lvl>
+    <w:lvl w:ilvl="8" w:tentative="1">
+      <w:start w:val="1"/>
+      <w:numFmt w:val="bullet"/>
+      <w:lvlText w:val=""/>
+      <w:lvlJc w:val="left"/>
+      <w:pPr>
+        <w:tabs>
+          <w:tab w:val="num" w:pos="6480"/>
+        </w:tabs>
+        <w:ind w:left="6480" w:hanging="360"/>
+      </w:pPr>
+      <w:rPr>
+        <w:rFonts w:ascii="Wingdings" w:hAnsi="Wingdings" w:hint="default"/>
+        <w:sz w:val="20"/>
+      </w:rPr>
+    </w:lvl>
+  </w:abstractNum>
+  <w:abstractNum w:abstractNumId="4" w15:restartNumberingAfterBreak="0">
+    <w:nsid w:val="48163D97"/>
+    <w:multiLevelType w:val="multilevel"/>
+    <w:tmpl w:val="0A9EB136"/>
+    <w:lvl w:ilvl="0">
+      <w:start w:val="1"/>
+      <w:numFmt w:val="bullet"/>
+      <w:lvlText w:val=""/>
+      <w:lvlJc w:val="left"/>
+      <w:pPr>
+        <w:tabs>
+          <w:tab w:val="num" w:pos="720"/>
+        </w:tabs>
+        <w:ind w:left="720" w:hanging="360"/>
+      </w:pPr>
+      <w:rPr>
+        <w:rFonts w:ascii="Symbol" w:hAnsi="Symbol" w:hint="default"/>
+        <w:sz w:val="20"/>
+      </w:rPr>
+    </w:lvl>
+    <w:lvl w:ilvl="1" w:tentative="1">
+      <w:start w:val="1"/>
+      <w:numFmt w:val="bullet"/>
+      <w:lvlText w:val="o"/>
+      <w:lvlJc w:val="left"/>
+      <w:pPr>
+        <w:tabs>
+          <w:tab w:val="num" w:pos="1440"/>
+        </w:tabs>
+        <w:ind w:left="1440" w:hanging="360"/>
+      </w:pPr>
+      <w:rPr>
+        <w:rFonts w:ascii="Courier New" w:hAnsi="Courier New" w:hint="default"/>
+        <w:sz w:val="20"/>
+      </w:rPr>
+    </w:lvl>
+    <w:lvl w:ilvl="2" w:tentative="1">
+      <w:start w:val="1"/>
+      <w:numFmt w:val="bullet"/>
+      <w:lvlText w:val=""/>
+      <w:lvlJc w:val="left"/>
+      <w:pPr>
+        <w:tabs>
+          <w:tab w:val="num" w:pos="2160"/>
+        </w:tabs>
+        <w:ind w:left="2160" w:hanging="360"/>
+      </w:pPr>
+      <w:rPr>
+        <w:rFonts w:ascii="Wingdings" w:hAnsi="Wingdings" w:hint="default"/>
+        <w:sz w:val="20"/>
+      </w:rPr>
+    </w:lvl>
+    <w:lvl w:ilvl="3" w:tentative="1">
+      <w:start w:val="1"/>
+      <w:numFmt w:val="bullet"/>
+      <w:lvlText w:val=""/>
+      <w:lvlJc w:val="left"/>
+      <w:pPr>
+        <w:tabs>
+          <w:tab w:val="num" w:pos="2880"/>
+        </w:tabs>
+        <w:ind w:left="2880" w:hanging="360"/>
+      </w:pPr>
+      <w:rPr>
+        <w:rFonts w:ascii="Wingdings" w:hAnsi="Wingdings" w:hint="default"/>
+        <w:sz w:val="20"/>
+      </w:rPr>
+    </w:lvl>
+    <w:lvl w:ilvl="4" w:tentative="1">
+      <w:start w:val="1"/>
+      <w:numFmt w:val="bullet"/>
+      <w:lvlText w:val=""/>
+      <w:lvlJc w:val="left"/>
+      <w:pPr>
+        <w:tabs>
+          <w:tab w:val="num" w:pos="3600"/>
+        </w:tabs>
+        <w:ind w:left="3600" w:hanging="360"/>
+      </w:pPr>
+      <w:rPr>
+        <w:rFonts w:ascii="Wingdings" w:hAnsi="Wingdings" w:hint="default"/>
+        <w:sz w:val="20"/>
+      </w:rPr>
+    </w:lvl>
+    <w:lvl w:ilvl="5" w:tentative="1">
+      <w:start w:val="1"/>
+      <w:numFmt w:val="bullet"/>
+      <w:lvlText w:val=""/>
+      <w:lvlJc w:val="left"/>
+      <w:pPr>
+        <w:tabs>
+          <w:tab w:val="num" w:pos="4320"/>
+        </w:tabs>
+        <w:ind w:left="4320" w:hanging="360"/>
+      </w:pPr>
+      <w:rPr>
+        <w:rFonts w:ascii="Wingdings" w:hAnsi="Wingdings" w:hint="default"/>
+        <w:sz w:val="20"/>
+      </w:rPr>
+    </w:lvl>
+    <w:lvl w:ilvl="6" w:tentative="1">
+      <w:start w:val="1"/>
+      <w:numFmt w:val="bullet"/>
+      <w:lvlText w:val=""/>
+      <w:lvlJc w:val="left"/>
+      <w:pPr>
+        <w:tabs>
+          <w:tab w:val="num" w:pos="5040"/>
+        </w:tabs>
+        <w:ind w:left="5040" w:hanging="360"/>
+      </w:pPr>
+      <w:rPr>
+        <w:rFonts w:ascii="Wingdings" w:hAnsi="Wingdings" w:hint="default"/>
+        <w:sz w:val="20"/>
+      </w:rPr>
+    </w:lvl>
+    <w:lvl w:ilvl="7" w:tentative="1">
+      <w:start w:val="1"/>
+      <w:numFmt w:val="bullet"/>
+      <w:lvlText w:val=""/>
+      <w:lvlJc w:val="left"/>
+      <w:pPr>
+        <w:tabs>
+          <w:tab w:val="num" w:pos="5760"/>
+        </w:tabs>
+        <w:ind w:left="5760" w:hanging="360"/>
+      </w:pPr>
+      <w:rPr>
+        <w:rFonts w:ascii="Wingdings" w:hAnsi="Wingdings" w:hint="default"/>
+        <w:sz w:val="20"/>
+      </w:rPr>
+    </w:lvl>
+    <w:lvl w:ilvl="8" w:tentative="1">
+      <w:start w:val="1"/>
+      <w:numFmt w:val="bullet"/>
+      <w:lvlText w:val=""/>
+      <w:lvlJc w:val="left"/>
+      <w:pPr>
+        <w:tabs>
+          <w:tab w:val="num" w:pos="6480"/>
+        </w:tabs>
+        <w:ind w:left="6480" w:hanging="360"/>
+      </w:pPr>
+      <w:rPr>
+        <w:rFonts w:ascii="Wingdings" w:hAnsi="Wingdings" w:hint="default"/>
+        <w:sz w:val="20"/>
+      </w:rPr>
+    </w:lvl>
+  </w:abstractNum>
+  <w:abstractNum w:abstractNumId="5" w15:restartNumberingAfterBreak="0">
+    <w:nsid w:val="4B605E67"/>
+    <w:multiLevelType w:val="multilevel"/>
+    <w:tmpl w:val="C55A8304"/>
+    <w:lvl w:ilvl="0">
+      <w:start w:val="1"/>
+      <w:numFmt w:val="bullet"/>
+      <w:lvlText w:val=""/>
+      <w:lvlJc w:val="left"/>
+      <w:pPr>
+        <w:tabs>
+          <w:tab w:val="num" w:pos="720"/>
+        </w:tabs>
+        <w:ind w:left="720" w:hanging="360"/>
+      </w:pPr>
+      <w:rPr>
+        <w:rFonts w:ascii="Symbol" w:hAnsi="Symbol" w:hint="default"/>
+        <w:sz w:val="20"/>
+      </w:rPr>
+    </w:lvl>
+    <w:lvl w:ilvl="1" w:tentative="1">
+      <w:start w:val="1"/>
+      <w:numFmt w:val="bullet"/>
+      <w:lvlText w:val="o"/>
+      <w:lvlJc w:val="left"/>
+      <w:pPr>
+        <w:tabs>
+          <w:tab w:val="num" w:pos="1440"/>
+        </w:tabs>
+        <w:ind w:left="1440" w:hanging="360"/>
+      </w:pPr>
+      <w:rPr>
+        <w:rFonts w:ascii="Courier New" w:hAnsi="Courier New" w:hint="default"/>
+        <w:sz w:val="20"/>
+      </w:rPr>
+    </w:lvl>
+    <w:lvl w:ilvl="2" w:tentative="1">
+      <w:start w:val="1"/>
+      <w:numFmt w:val="bullet"/>
+      <w:lvlText w:val=""/>
+      <w:lvlJc w:val="left"/>
+      <w:pPr>
+        <w:tabs>
+          <w:tab w:val="num" w:pos="2160"/>
+        </w:tabs>
+        <w:ind w:left="2160" w:hanging="360"/>
+      </w:pPr>
+      <w:rPr>
+        <w:rFonts w:ascii="Wingdings" w:hAnsi="Wingdings" w:hint="default"/>
+        <w:sz w:val="20"/>
+      </w:rPr>
+    </w:lvl>
+    <w:lvl w:ilvl="3" w:tentative="1">
+      <w:start w:val="1"/>
+      <w:numFmt w:val="bullet"/>
+      <w:lvlText w:val=""/>
+      <w:lvlJc w:val="left"/>
+      <w:pPr>
+        <w:tabs>
+          <w:tab w:val="num" w:pos="2880"/>
+        </w:tabs>
+        <w:ind w:left="2880" w:hanging="360"/>
+      </w:pPr>
+      <w:rPr>
+        <w:rFonts w:ascii="Wingdings" w:hAnsi="Wingdings" w:hint="default"/>
+        <w:sz w:val="20"/>
+      </w:rPr>
+    </w:lvl>
+    <w:lvl w:ilvl="4" w:tentative="1">
+      <w:start w:val="1"/>
+      <w:numFmt w:val="bullet"/>
+      <w:lvlText w:val=""/>
+      <w:lvlJc w:val="left"/>
+      <w:pPr>
+        <w:tabs>
+          <w:tab w:val="num" w:pos="3600"/>
+        </w:tabs>
+        <w:ind w:left="3600" w:hanging="360"/>
+      </w:pPr>
+      <w:rPr>
+        <w:rFonts w:ascii="Wingdings" w:hAnsi="Wingdings" w:hint="default"/>
+        <w:sz w:val="20"/>
+      </w:rPr>
+    </w:lvl>
+    <w:lvl w:ilvl="5" w:tentative="1">
+      <w:start w:val="1"/>
+      <w:numFmt w:val="bullet"/>
+      <w:lvlText w:val=""/>
+      <w:lvlJc w:val="left"/>
+      <w:pPr>
+        <w:tabs>
+          <w:tab w:val="num" w:pos="4320"/>
+        </w:tabs>
+        <w:ind w:left="4320" w:hanging="360"/>
+      </w:pPr>
+      <w:rPr>
+        <w:rFonts w:ascii="Wingdings" w:hAnsi="Wingdings" w:hint="default"/>
+        <w:sz w:val="20"/>
+      </w:rPr>
+    </w:lvl>
+    <w:lvl w:ilvl="6" w:tentative="1">
+      <w:start w:val="1"/>
+      <w:numFmt w:val="bullet"/>
+      <w:lvlText w:val=""/>
+      <w:lvlJc w:val="left"/>
+      <w:pPr>
+        <w:tabs>
+          <w:tab w:val="num" w:pos="5040"/>
+        </w:tabs>
+        <w:ind w:left="5040" w:hanging="360"/>
+      </w:pPr>
+      <w:rPr>
+        <w:rFonts w:ascii="Wingdings" w:hAnsi="Wingdings" w:hint="default"/>
+        <w:sz w:val="20"/>
+      </w:rPr>
+    </w:lvl>
+    <w:lvl w:ilvl="7" w:tentative="1">
+      <w:start w:val="1"/>
+      <w:numFmt w:val="bullet"/>
+      <w:lvlText w:val=""/>
+      <w:lvlJc w:val="left"/>
+      <w:pPr>
+        <w:tabs>
+          <w:tab w:val="num" w:pos="5760"/>
+        </w:tabs>
+        <w:ind w:left="5760" w:hanging="360"/>
+      </w:pPr>
+      <w:rPr>
+        <w:rFonts w:ascii="Wingdings" w:hAnsi="Wingdings" w:hint="default"/>
+        <w:sz w:val="20"/>
+      </w:rPr>
+    </w:lvl>
+    <w:lvl w:ilvl="8" w:tentative="1">
+      <w:start w:val="1"/>
+      <w:numFmt w:val="bullet"/>
+      <w:lvlText w:val=""/>
+      <w:lvlJc w:val="left"/>
+      <w:pPr>
+        <w:tabs>
+          <w:tab w:val="num" w:pos="6480"/>
+        </w:tabs>
+        <w:ind w:left="6480" w:hanging="360"/>
+      </w:pPr>
+      <w:rPr>
+        <w:rFonts w:ascii="Wingdings" w:hAnsi="Wingdings" w:hint="default"/>
+        <w:sz w:val="20"/>
+      </w:rPr>
+    </w:lvl>
+  </w:abstractNum>
+  <w:abstractNum w:abstractNumId="6" w15:restartNumberingAfterBreak="0">
+    <w:nsid w:val="50650B2D"/>
+    <w:multiLevelType w:val="multilevel"/>
+    <w:tmpl w:val="D136C34A"/>
+    <w:lvl w:ilvl="0">
+      <w:start w:val="1"/>
+      <w:numFmt w:val="bullet"/>
+      <w:lvlText w:val=""/>
+      <w:lvlJc w:val="left"/>
+      <w:pPr>
+        <w:tabs>
+          <w:tab w:val="num" w:pos="720"/>
+        </w:tabs>
+        <w:ind w:left="720" w:hanging="360"/>
+      </w:pPr>
+      <w:rPr>
+        <w:rFonts w:ascii="Symbol" w:hAnsi="Symbol" w:hint="default"/>
+        <w:sz w:val="20"/>
+      </w:rPr>
+    </w:lvl>
+    <w:lvl w:ilvl="1" w:tentative="1">
+      <w:start w:val="1"/>
+      <w:numFmt w:val="bullet"/>
+      <w:lvlText w:val="o"/>
+      <w:lvlJc w:val="left"/>
+      <w:pPr>
+        <w:tabs>
+          <w:tab w:val="num" w:pos="1440"/>
+        </w:tabs>
+        <w:ind w:left="1440" w:hanging="360"/>
+      </w:pPr>
+      <w:rPr>
+        <w:rFonts w:ascii="Courier New" w:hAnsi="Courier New" w:hint="default"/>
+        <w:sz w:val="20"/>
+      </w:rPr>
+    </w:lvl>
+    <w:lvl w:ilvl="2" w:tentative="1">
+      <w:start w:val="1"/>
+      <w:numFmt w:val="bullet"/>
+      <w:lvlText w:val=""/>
+      <w:lvlJc w:val="left"/>
+      <w:pPr>
+        <w:tabs>
+          <w:tab w:val="num" w:pos="2160"/>
+        </w:tabs>
+        <w:ind w:left="2160" w:hanging="360"/>
+      </w:pPr>
+      <w:rPr>
+        <w:rFonts w:ascii="Wingdings" w:hAnsi="Wingdings" w:hint="default"/>
+        <w:sz w:val="20"/>
+      </w:rPr>
+    </w:lvl>
+    <w:lvl w:ilvl="3" w:tentative="1">
+      <w:start w:val="1"/>
+      <w:numFmt w:val="bullet"/>
+      <w:lvlText w:val=""/>
+      <w:lvlJc w:val="left"/>
+      <w:pPr>
+        <w:tabs>
+          <w:tab w:val="num" w:pos="2880"/>
+        </w:tabs>
+        <w:ind w:left="2880" w:hanging="360"/>
+      </w:pPr>
+      <w:rPr>
+        <w:rFonts w:ascii="Wingdings" w:hAnsi="Wingdings" w:hint="default"/>
+        <w:sz w:val="20"/>
+      </w:rPr>
+    </w:lvl>
+    <w:lvl w:ilvl="4" w:tentative="1">
+      <w:start w:val="1"/>
+      <w:numFmt w:val="bullet"/>
+      <w:lvlText w:val=""/>
+      <w:lvlJc w:val="left"/>
+      <w:pPr>
+        <w:tabs>
+          <w:tab w:val="num" w:pos="3600"/>
+        </w:tabs>
+        <w:ind w:left="3600" w:hanging="360"/>
+      </w:pPr>
+      <w:rPr>
+        <w:rFonts w:ascii="Wingdings" w:hAnsi="Wingdings" w:hint="default"/>
+        <w:sz w:val="20"/>
+      </w:rPr>
+    </w:lvl>
+    <w:lvl w:ilvl="5" w:tentative="1">
+      <w:start w:val="1"/>
+      <w:numFmt w:val="bullet"/>
+      <w:lvlText w:val=""/>
+      <w:lvlJc w:val="left"/>
+      <w:pPr>
+        <w:tabs>
+          <w:tab w:val="num" w:pos="4320"/>
+        </w:tabs>
+        <w:ind w:left="4320" w:hanging="360"/>
+      </w:pPr>
+      <w:rPr>
+        <w:rFonts w:ascii="Wingdings" w:hAnsi="Wingdings" w:hint="default"/>
+        <w:sz w:val="20"/>
+      </w:rPr>
+    </w:lvl>
+    <w:lvl w:ilvl="6" w:tentative="1">
+      <w:start w:val="1"/>
+      <w:numFmt w:val="bullet"/>
+      <w:lvlText w:val=""/>
+      <w:lvlJc w:val="left"/>
+      <w:pPr>
+        <w:tabs>
+          <w:tab w:val="num" w:pos="5040"/>
+        </w:tabs>
+        <w:ind w:left="5040" w:hanging="360"/>
+      </w:pPr>
+      <w:rPr>
+        <w:rFonts w:ascii="Wingdings" w:hAnsi="Wingdings" w:hint="default"/>
+        <w:sz w:val="20"/>
+      </w:rPr>
+    </w:lvl>
+    <w:lvl w:ilvl="7" w:tentative="1">
+      <w:start w:val="1"/>
+      <w:numFmt w:val="bullet"/>
+      <w:lvlText w:val=""/>
+      <w:lvlJc w:val="left"/>
+      <w:pPr>
+        <w:tabs>
+          <w:tab w:val="num" w:pos="5760"/>
+        </w:tabs>
+        <w:ind w:left="5760" w:hanging="360"/>
+      </w:pPr>
+      <w:rPr>
+        <w:rFonts w:ascii="Wingdings" w:hAnsi="Wingdings" w:hint="default"/>
+        <w:sz w:val="20"/>
+      </w:rPr>
+    </w:lvl>
+    <w:lvl w:ilvl="8" w:tentative="1">
+      <w:start w:val="1"/>
+      <w:numFmt w:val="bullet"/>
+      <w:lvlText w:val=""/>
+      <w:lvlJc w:val="left"/>
+      <w:pPr>
+        <w:tabs>
+          <w:tab w:val="num" w:pos="6480"/>
+        </w:tabs>
+        <w:ind w:left="6480" w:hanging="360"/>
+      </w:pPr>
+      <w:rPr>
+        <w:rFonts w:ascii="Wingdings" w:hAnsi="Wingdings" w:hint="default"/>
+        <w:sz w:val="20"/>
+      </w:rPr>
+    </w:lvl>
+  </w:abstractNum>
+  <w:abstractNum w:abstractNumId="7" w15:restartNumberingAfterBreak="0">
     <w:nsid w:val="6A005B52"/>
     <w:multiLevelType w:val="multilevel"/>
     <w:tmpl w:val="21F07402"/>
@@ -24926,10 +28303,22 @@
     <w:abstractNumId w:val="2"/>
   </w:num>
   <w:num w:numId="3" w16cid:durableId="1774207946">
-    <w:abstractNumId w:val="3"/>
+    <w:abstractNumId w:val="7"/>
   </w:num>
   <w:num w:numId="4" w16cid:durableId="632177567">
     <w:abstractNumId w:val="0"/>
+  </w:num>
+  <w:num w:numId="5" w16cid:durableId="1940328910">
+    <w:abstractNumId w:val="4"/>
+  </w:num>
+  <w:num w:numId="6" w16cid:durableId="1032921439">
+    <w:abstractNumId w:val="6"/>
+  </w:num>
+  <w:num w:numId="7" w16cid:durableId="294798722">
+    <w:abstractNumId w:val="3"/>
+  </w:num>
+  <w:num w:numId="8" w16cid:durableId="1405880753">
+    <w:abstractNumId w:val="5"/>
   </w:num>
 </w:numbering>
 </file>
@@ -25537,7 +28926,6 @@
   <w:style w:type="character" w:default="1" w:styleId="Fuentedeprrafopredeter">
     <w:name w:val="Default Paragraph Font"/>
     <w:uiPriority w:val="1"/>
-    <w:semiHidden/>
     <w:unhideWhenUsed/>
   </w:style>
   <w:style w:type="table" w:default="1" w:styleId="Tablanormal">
